--- a/docs/report/BaoCao_Transformer_PhatHienBinhLuanDocHai.docx
+++ b/docs/report/BaoCao_Transformer_PhatHienBinhLuanDocHai.docx
@@ -232,7 +232,7 @@
         <w:rPr>
           <w:highlight w:val="yellow"/>
         </w:rPr>
-        <w:t xml:space="preserve">[MSHV] -</w:t>
+        <w:t xml:space="preserve">2611320 -</w:t>
       </w:r>
       <w:r>
         <w:t xml:space="preserve"> </w:t>
@@ -527,7 +527,7 @@
               <w:rPr>
                 <w:highlight w:val="yellow"/>
               </w:rPr>
-              <w:t xml:space="preserve">[MSHV]</w:t>
+              <w:t xml:space="preserve">2611320</w:t>
             </w:r>
           </w:p>
         </w:tc>
@@ -679,7 +679,7 @@
               <w:pStyle w:val="TableText"/>
             </w:pPr>
             <w:r>
-              <w:t xml:space="preserve">Tìm hiểu bài toán phát hiện bình luận độc hại, các hướng tiếp cận (luật, học máy truyền thống, RNN/CNN), khảo sát dataset ViHSD; biên soạn phần lý thuyết liên quan.</w:t>
+              <w:t xml:space="preserve">Tìm hiểu bài toán phát hiện bình luận độc hại, các hướng tiếp cận (luật, học máy truyền thống, RNN và CNN), khảo sát dataset ViHSD; biên soạn phần lý thuyết liên quan.</w:t>
             </w:r>
           </w:p>
         </w:tc>
@@ -740,7 +740,7 @@
               <w:t xml:space="preserve">Dataset</w:t>
             </w:r>
             <w:r>
-              <w:t xml:space="preserve">/</w:t>
+              <w:t xml:space="preserve"> và </w:t>
             </w:r>
             <w:r>
               <w:rPr>
@@ -798,7 +798,7 @@
               <w:pStyle w:val="TableText"/>
             </w:pPr>
             <w:r>
-              <w:t xml:space="preserve">Nghiên cứu kiến trúc Transformer (self-attention, multi-head attention, positional encoding, residual + LayerNorm), biên soạn phần lý thuyết liên quan.</w:t>
+              <w:t xml:space="preserve">Nghiên cứu kiến trúc Transformer (self-attention, multi-head attention, positional encoding, residual connection và LayerNorm), biên soạn phần lý thuyết liên quan.</w:t>
             </w:r>
           </w:p>
         </w:tc>
@@ -911,7 +911,7 @@
               <w:t xml:space="preserve"> </w:t>
             </w:r>
             <w:r>
-              <w:t xml:space="preserve">với lịch Noam) và vị trí LayerNorm (Post-LN/Pre-LN), chạy thực nghiệm nhiều seed và tổng hợp kết quả (mục 3.4.4).</w:t>
+              <w:t xml:space="preserve">với lịch Noam) và vị trí LayerNorm (Post-LN và Pre-LN), chạy thực nghiệm nhiều seed và tổng hợp kết quả (mục 3.4.4).</w:t>
             </w:r>
           </w:p>
         </w:tc>
@@ -1278,7 +1278,7 @@
         <w:t xml:space="preserve">nn.LayerNorm</w:t>
       </w:r>
       <w:r>
-        <w:t xml:space="preserve">,…), không dùng</w:t>
+        <w:t xml:space="preserve">, v.v.), không dùng</w:t>
       </w:r>
       <w:r>
         <w:t xml:space="preserve"> </w:t>
@@ -1385,7 +1385,7 @@
         </w:numPr>
       </w:pPr>
       <w:r>
-        <w:t xml:space="preserve">Phạm vi thực nghiệm: cài đặt và huấn luyện mô hình trên dataset ViHSD [4] gồm khoảng 33.400 bình luận, giữ nguyên cách chia train/dev/test của tác giả; mô hình dùng từ điển mức từ (word-level) tự xây từ tập train, trọng số khởi tạo ngẫu nhiên.</w:t>
+        <w:t xml:space="preserve">Phạm vi thực nghiệm: cài đặt và huấn luyện mô hình trên dataset ViHSD [4] gồm khoảng 33.400 bình luận, giữ nguyên cách chia ba tập train, dev và test của tác giả; mô hình dùng từ điển mức từ (word-level) tự xây từ tập train, trọng số khởi tạo ngẫu nhiên.</w:t>
       </w:r>
     </w:p>
     <w:p>
@@ -1417,7 +1417,7 @@
         </w:numPr>
       </w:pPr>
       <w:r>
-        <w:t xml:space="preserve">Khảo sát tài liệu, bài báo khoa học về phát hiện ngôn từ thù ghét/xúc phạm, kiến trúc Transformer và dataset ViHSD.</w:t>
+        <w:t xml:space="preserve">Khảo sát tài liệu, bài báo khoa học về phát hiện ngôn từ thù ghét và xúc phạm, kiến trúc Transformer và dataset ViHSD.</w:t>
       </w:r>
     </w:p>
     <w:p>
@@ -1887,7 +1887,7 @@
         <w:pStyle w:val="Heading3"/>
       </w:pPr>
       <w:r>
-        <w:t xml:space="preserve">2.2.3. Phương pháp học sâu tuần tự (RNN/LSTM, CNN)</w:t>
+        <w:t xml:space="preserve">2.2.3. Phương pháp học sâu tuần tự (RNN, LSTM và CNN)</w:t>
       </w:r>
     </w:p>
     <w:p>
@@ -1895,7 +1895,7 @@
         <w:pStyle w:val="FirstParagraph"/>
       </w:pPr>
       <w:r>
-        <w:t xml:space="preserve">Các mô hình học sâu học biểu diễn dày (dense embedding) cho từ và tự trích xuất đặc trưng. Mạng hồi quy RNN/LSTM [7] xử lý câu tuần tự từ trái sang phải, lưu thông tin qua trạng thái ẩn; mạng tích chập TextCNN [8] dùng các bộ lọc trượt để bắt n-gram cục bộ. Hạn chế chung là RNN không song song hoá được theo chiều thời gian và khó học phụ thuộc xa do gradient tiêu biến, còn CNN chỉ nhìn được ngữ cảnh trong phạm vi cửa sổ bộ lọc.</w:t>
+        <w:t xml:space="preserve">Các mô hình học sâu học biểu diễn dày (dense embedding) cho từ và tự trích xuất đặc trưng. Mạng hồi quy RNN và biến thể LSTM [7] xử lý câu tuần tự từ trái sang phải, lưu thông tin qua trạng thái ẩn; mạng tích chập TextCNN [8] dùng các bộ lọc trượt để bắt n-gram cục bộ. Hạn chế chung là RNN không song song hoá được theo chiều thời gian và khó học phụ thuộc xa do gradient tiêu biến, còn CNN chỉ nhìn được ngữ cảnh trong phạm vi cửa sổ bộ lọc.</w:t>
       </w:r>
     </w:p>
     <w:p>
@@ -1966,7 +1966,7 @@
               <w:pStyle w:val="TableText"/>
             </w:pPr>
             <w:r>
-              <w:t xml:space="preserve">RNN/LSTM</w:t>
+              <w:t xml:space="preserve">RNN, LSTM</w:t>
             </w:r>
           </w:p>
         </w:tc>
@@ -2320,7 +2320,7 @@
         <w:pStyle w:val="TableCaption"/>
       </w:pPr>
       <w:r>
-        <w:t xml:space="preserve">Bảng 1: So sánh mô hình tuần tự (RNN/LSTM) và Transformer</w:t>
+        <w:t xml:space="preserve">Bảng 1: So sánh mô hình tuần tự (RNN, LSTM) và Transformer</w:t>
       </w:r>
     </w:p>
     <w:p>
@@ -4691,7 +4691,7 @@
         </m:sSub>
       </m:oMath>
       <w:r>
-        <w:t xml:space="preserve">. Bài báo gốc dùng hàm kích hoạt ReLU; đề tài dùng GELU [12] theo cách của BERT [2]. Nếu attention đóng vai trò</w:t>
+        <w:t xml:space="preserve">. Bài báo gốc dùng hàm kích hoạt ReLU; đề tài dùng GELU [9] theo cách của BERT [2]. Nếu attention đóng vai trò</w:t>
       </w:r>
       <w:r>
         <w:t xml:space="preserve"> </w:t>
@@ -4719,7 +4719,7 @@
         <w:pStyle w:val="FirstParagraph"/>
       </w:pPr>
       <w:r>
-        <w:t xml:space="preserve">Mỗi khối con được bọc bởi residual connection [9] và layer normalization [10]. Theo kiến trúc Post-LN của bài báo gốc [1]:</w:t>
+        <w:t xml:space="preserve">Mỗi khối con được bọc bởi residual connection [10] và layer normalization [11]. Theo kiến trúc Post-LN của bài báo gốc [1]:</w:t>
       </w:r>
     </w:p>
     <w:p>
@@ -4937,7 +4937,7 @@
         <w:pStyle w:val="FirstParagraph"/>
       </w:pPr>
       <w:r>
-        <w:t xml:space="preserve">Residual connection giúp gradient truyền trực tiếp qua nhiều lớp, còn LayerNorm chuẩn hoá mỗi vector theo trung bình và độ lệch chuẩn trên chiều đặc trưng, giúp quá trình huấn luyện ổn định. Một biến thể phổ biến là Pre-LN, đặt LayerNorm trước mỗi khối con; Xiong và cộng sự [11] chỉ ra Pre-LN có gradient ổn định hơn ở giai đoạn đầu huấn luyện và ít phụ thuộc vào warm-up, trong khi Post-LN thường cần warm-up learning rate cẩn thận.</w:t>
+        <w:t xml:space="preserve">Residual connection giúp gradient truyền trực tiếp qua nhiều lớp, còn LayerNorm chuẩn hoá mỗi vector theo trung bình và độ lệch chuẩn trên chiều đặc trưng, giúp quá trình huấn luyện ổn định. Một biến thể phổ biến là Pre-LN, đặt LayerNorm trước mỗi khối con; Xiong và cộng sự [12] chỉ ra Pre-LN có gradient ổn định hơn ở giai đoạn đầu huấn luyện và ít phụ thuộc vào warm-up, trong khi Post-LN thường cần warm-up learning rate cẩn thận.</w:t>
       </w:r>
     </w:p>
     <w:p>
@@ -5574,7 +5574,7 @@
         <w:pStyle w:val="FirstParagraph"/>
       </w:pPr>
       <w:r>
-        <w:t xml:space="preserve">Giai đoạn warm-up tránh cập nhật quá lớn khi trọng số còn ngẫu nhiên và các ước lượng moment của Adam chưa ổn định, đặc biệt quan trọng với kiến trúc Post-LN [11]. Ngoài ra, gradient clipping theo chuẩn [16] được dùng để giới hạn độ lớn gradient, tránh bùng nổ gradient trong các bước đầu.</w:t>
+        <w:t xml:space="preserve">Giai đoạn warm-up tránh cập nhật quá lớn khi trọng số còn ngẫu nhiên và các ước lượng moment của Adam chưa ổn định, đặc biệt quan trọng với kiến trúc Post-LN [12]. Ngoài ra, gradient clipping theo chuẩn [14] được dùng để giới hạn độ lớn gradient, tránh bùng nổ gradient trong các bước đầu.</w:t>
       </w:r>
     </w:p>
     <w:p>
@@ -6227,18 +6227,18 @@
               <w:pStyle w:val="TableText"/>
             </w:pPr>
             <w:r>
-              <w:t xml:space="preserve">TF-IDF + SVM / Logistic Regression</w:t>
-            </w:r>
-          </w:p>
-        </w:tc>
-        <w:tc>
-          <w:tcPr/>
-          <w:p>
-            <w:pPr>
-              <w:pStyle w:val="TableText"/>
-            </w:pPr>
-            <w:r>
-              <w:t xml:space="preserve">Vector thưa n-gram từ/ký tự</w:t>
+              <w:t xml:space="preserve">TF-IDF kết hợp SVM hoặc Logistic Regression</w:t>
+            </w:r>
+          </w:p>
+        </w:tc>
+        <w:tc>
+          <w:tcPr/>
+          <w:p>
+            <w:pPr>
+              <w:pStyle w:val="TableText"/>
+            </w:pPr>
+            <w:r>
+              <w:t xml:space="preserve">Vector thưa n-gram mức từ hoặc ký tự</w:t>
             </w:r>
           </w:p>
         </w:tc>
@@ -6276,7 +6276,7 @@
               <w:pStyle w:val="TableText"/>
             </w:pPr>
             <w:r>
-              <w:t xml:space="preserve">BiLSTM / TextCNN [7], [8]</w:t>
+              <w:t xml:space="preserve">BiLSTM, TextCNN [7], [8]</w:t>
             </w:r>
           </w:p>
         </w:tc>
@@ -6336,7 +6336,7 @@
               <w:pStyle w:val="TableText"/>
             </w:pPr>
             <w:r>
-              <w:t xml:space="preserve">Subword BPE, Transformer 12 lớp pretrained trên ~20GB văn bản tiếng Việt</w:t>
+              <w:t xml:space="preserve">Subword BPE, Transformer 12 lớp pretrained trên khoảng 20 GB văn bản tiếng Việt</w:t>
             </w:r>
           </w:p>
         </w:tc>
@@ -6358,7 +6358,7 @@
               <w:pStyle w:val="TableText"/>
             </w:pPr>
             <w:r>
-              <w:t xml:space="preserve">Mô hình lớn (~135 triệu tham số), cần GPU; bản chất bên trong bị che bởi thư viện</w:t>
+              <w:t xml:space="preserve">Mô hình lớn (khoảng 135 triệu tham số), cần GPU; bản chất bên trong bị che bởi thư viện</w:t>
             </w:r>
           </w:p>
         </w:tc>
@@ -6400,18 +6400,18 @@
               <w:pStyle w:val="TableText"/>
             </w:pPr>
             <w:r>
-              <w:t xml:space="preserve">Tự cài đặt toàn bộ Transformer Encoder, minh hoạ trọn vẹn cơ chế attention; nhỏ gọn (~1,8 triệu tham số), chạy được trên laptop</w:t>
-            </w:r>
-          </w:p>
-        </w:tc>
-        <w:tc>
-          <w:tcPr/>
-          <w:p>
-            <w:pPr>
-              <w:pStyle w:val="TableText"/>
-            </w:pPr>
-            <w:r>
-              <w:t xml:space="preserve">Không có tri thức tiền huấn luyện; chỉ học từ ~24 nghìn câu nên độ chính xác thấp hơn đáng kể</w:t>
+              <w:t xml:space="preserve">Tự cài đặt toàn bộ Transformer Encoder, minh hoạ trọn vẹn cơ chế attention; nhỏ gọn (khoảng 1,8 triệu tham số), chạy được trên laptop</w:t>
+            </w:r>
+          </w:p>
+        </w:tc>
+        <w:tc>
+          <w:tcPr/>
+          <w:p>
+            <w:pPr>
+              <w:pStyle w:val="TableText"/>
+            </w:pPr>
+            <w:r>
+              <w:t xml:space="preserve">Không có tri thức tiền huấn luyện; chỉ học từ khoảng 24 nghìn câu nên độ chính xác thấp hơn đáng kể</w:t>
             </w:r>
           </w:p>
         </w:tc>
@@ -6567,7 +6567,7 @@
         <w:t xml:space="preserve">“lò xo”</w:t>
       </w:r>
       <w:r>
-        <w:t xml:space="preserve">), văn bản sau làm sạch được tách từ bằng thư viện underthesea [17]; các âm tiết của cùng một từ ghép được nối bằng dấu</w:t>
+        <w:t xml:space="preserve">), văn bản sau làm sạch được tách từ bằng thư viện underthesea [15]; các âm tiết của cùng một từ ghép được nối bằng dấu</w:t>
       </w:r>
       <w:r>
         <w:t xml:space="preserve"> </w:t>
@@ -6673,7 +6673,7 @@
         <w:t xml:space="preserve"> </w:t>
       </w:r>
       <w:r>
-        <w:t xml:space="preserve">để tránh rò rỉ thông tin từ tập dev/test. Các từ xuất hiện ít hơn</w:t>
+        <w:t xml:space="preserve">để tránh rò rỉ thông tin từ tập dev và test. Các từ xuất hiện ít hơn</w:t>
       </w:r>
       <w:r>
         <w:t xml:space="preserve"> </w:t>
@@ -7155,34 +7155,34 @@
         <w:t xml:space="preserve">FeedForward</w:t>
       </w:r>
       <w:r>
-        <w:t xml:space="preserve">:</w:t>
-      </w:r>
-      <w:r>
-        <w:t xml:space="preserve"> </w:t>
+        <w:t xml:space="preserve">: gồm </w:t>
+      </w:r>
+      <w:r>
+        <w:t xml:space="preserve"/>
       </w:r>
       <w:r>
         <w:rPr>
           <w:rStyle w:val="VerbatimChar"/>
         </w:rPr>
-        <w:t xml:space="preserve">Linear(d_model → d_ff)</w:t>
-      </w:r>
-      <w:r>
-        <w:t xml:space="preserve"> </w:t>
-      </w:r>
-      <w:r>
-        <w:t xml:space="preserve">→ GELU → Dropout →</w:t>
-      </w:r>
-      <w:r>
-        <w:t xml:space="preserve"> </w:t>
+        <w:t xml:space="preserve">Linear(d_model, d_ff)</w:t>
+      </w:r>
+      <w:r>
+        <w:t xml:space="preserve">, hàm kích hoạt GELU, Dropout và </w:t>
+      </w:r>
+      <w:r>
+        <w:t xml:space="preserve"/>
+      </w:r>
+      <w:r>
+        <w:t xml:space="preserve"/>
       </w:r>
       <w:r>
         <w:rPr>
           <w:rStyle w:val="VerbatimChar"/>
         </w:rPr>
-        <w:t xml:space="preserve">Linear(d_ff → d_model)</w:t>
-      </w:r>
-      <w:r>
-        <w:t xml:space="preserve">.</w:t>
+        <w:t xml:space="preserve">Linear(d_ff, d_model)</w:t>
+      </w:r>
+      <w:r>
+        <w:t xml:space="preserve"> nối tiếp nhau.</w:t>
       </w:r>
     </w:p>
     <w:p>
@@ -7738,7 +7738,7 @@
         <w:t xml:space="preserve"> </w:t>
       </w:r>
       <w:r>
-        <w:t xml:space="preserve">thực hiện suy luận trên một câu mới qua đúng chuỗi xử lý như lúc huấn luyện (làm sạch → tách từ → mã hoá → mô hình → softmax), trả về nhãn dự đoán kèm xác suất của từng lớp.</w:t>
+        <w:t xml:space="preserve">thực hiện suy luận trên một câu mới qua đúng chuỗi xử lý như lúc huấn luyện (làm sạch, tách từ, mã hoá, đưa qua mô hình và tính softmax), trả về nhãn dự đoán kèm xác suất của từng lớp.</w:t>
       </w:r>
     </w:p>
     <w:p>
@@ -7890,7 +7890,7 @@
               <w:pStyle w:val="TableText"/>
             </w:pPr>
             <w:r>
-              <w:t xml:space="preserve">PyTorch [18]</w:t>
+              <w:t xml:space="preserve">PyTorch [16]</w:t>
             </w:r>
           </w:p>
         </w:tc>
@@ -7985,7 +7985,7 @@
               <w:pStyle w:val="TableText"/>
             </w:pPr>
             <w:r>
-              <w:t xml:space="preserve">underthesea [17]</w:t>
+              <w:t xml:space="preserve">underthesea [15]</w:t>
             </w:r>
           </w:p>
         </w:tc>
@@ -8375,7 +8375,7 @@
         <w:t xml:space="preserve">transformers</w:t>
       </w:r>
       <w:r>
-        <w:t xml:space="preserve">, hay bất kỳ embedding/mô hình pretrained nào.</w:t>
+        <w:t xml:space="preserve">, hay bất kỳ embedding hoặc mô hình pretrained nào.</w:t>
       </w:r>
     </w:p>
     <w:p>
@@ -8391,7 +8391,7 @@
         <w:pStyle w:val="FirstParagraph"/>
       </w:pPr>
       <w:r>
-        <w:t xml:space="preserve">Thực nghiệm được chạy trên macOS 26.6.2, chip Apple M1 Pro, RAM 16GB, sử dụng backend MPS (Metal Performance Shaders) của PyTorch để tăng tốc trên GPU tích hợp. Toàn bộ thư viện được cài trong một môi trường ảo venv riêng, tách khỏi Python hệ thống, để tránh xung đột phiên bản và bảo đảm khả năng tái lập. Các bước thiết lập môi trường:</w:t>
+        <w:t xml:space="preserve">Thực nghiệm được chạy trên macOS 26.6.2, chip Apple M1 Pro, RAM 16 GB, sử dụng backend MPS (Metal Performance Shaders) của PyTorch để tăng tốc trên GPU tích hợp. Toàn bộ thư viện được cài trong một môi trường ảo venv riêng, tách khỏi Python hệ thống, để tránh xung đột phiên bản và bảo đảm khả năng tái lập. Các bước thiết lập môi trường:</w:t>
       </w:r>
     </w:p>
     <w:p>
@@ -8611,7 +8611,7 @@
         <w:pStyle w:val="FirstParagraph"/>
       </w:pPr>
       <w:r>
-        <w:t xml:space="preserve">Nhóm sử dụng dataset ViHSD [4] gồm 33.400 bình luận tiếng Việt thu thập từ Facebook và YouTube, giữ nguyên cách chia train/dev/test của tác giả. Phân bố nhãn được trình bày trong Bảng 4: lớp CLEAN chiếm khoảng 83%, trong khi OFFENSIVE chỉ chiếm khoảng 7% và HATE khoảng 10%, cho thấy dữ liệu mất cân bằng nghiêm trọng.</w:t>
+        <w:t xml:space="preserve">Nhóm sử dụng dataset ViHSD [4] gồm 33.400 bình luận tiếng Việt thu thập từ Facebook và YouTube, giữ nguyên cách chia ba tập train, dev và test của tác giả. Phân bố nhãn được trình bày trong Bảng 4: lớp CLEAN chiếm khoảng 83%, trong khi OFFENSIVE chỉ chiếm khoảng 7% và HATE khoảng 10%, cho thấy dữ liệu mất cân bằng nghiêm trọng.</w:t>
       </w:r>
     </w:p>
     <w:tbl>
@@ -9272,18 +9272,18 @@
               <w:pStyle w:val="TableText"/>
             </w:pPr>
             <w:r>
-              <w:t xml:space="preserve">Batch size (train / dev, test)</w:t>
-            </w:r>
-          </w:p>
-        </w:tc>
-        <w:tc>
-          <w:tcPr/>
-          <w:p>
-            <w:pPr>
-              <w:pStyle w:val="TableText"/>
-            </w:pPr>
-            <w:r>
-              <w:t xml:space="preserve">32 / 64</w:t>
+              <w:t xml:space="preserve">Batch size</w:t>
+            </w:r>
+          </w:p>
+        </w:tc>
+        <w:tc>
+          <w:tcPr/>
+          <w:p>
+            <w:pPr>
+              <w:pStyle w:val="TableText"/>
+            </w:pPr>
+            <w:r>
+              <w:t xml:space="preserve">32 với tập train; 64 với tập dev và test</w:t>
             </w:r>
           </w:p>
         </w:tc>
@@ -9488,7 +9488,7 @@
               <w:t xml:space="preserve"> </w:t>
             </w:r>
             <w:r>
-              <w:t xml:space="preserve">(LR đỉnh ~5,3×10⁻⁴), warm-up 1.128 bước (10% tổng số bước)</w:t>
+              <w:t xml:space="preserve">(LR đỉnh khoảng 5,3×10⁻⁴), warm-up 1.128 bước (10% tổng số bước)</w:t>
             </w:r>
           </w:p>
         </w:tc>
@@ -9754,7 +9754,7 @@
         <w:t xml:space="preserve"> </w:t>
       </w:r>
       <w:r>
-        <w:t xml:space="preserve">(nhãn 0/1/2). Kích thước thu được là 24.048 / 2.672 / 6.680 dòng.</w:t>
+        <w:t xml:space="preserve">(nhãn 0, 1 hoặc 2). Số dòng của ba tập lần lượt là 24.048, 2.672 và 6.680.</w:t>
       </w:r>
     </w:p>
     <w:p>
@@ -10140,10 +10140,10 @@
         <w:t xml:space="preserve">MAX_LEN = 48</w:t>
       </w:r>
       <w:r>
-        <w:t xml:space="preserve"> </w:t>
-      </w:r>
-      <w:r>
-        <w:t xml:space="preserve">bao phủ hơn 95% số câu; trên tập test chỉ có 1,7% số câu bị cắt bớt.</w:t>
+        <w:t xml:space="preserve"> bao phủ khoảng 98,3% số câu</w:t>
+      </w:r>
+      <w:r>
+        <w:t xml:space="preserve">; trên tập test chỉ có 1,7% số câu bị cắt bớt.</w:t>
       </w:r>
     </w:p>
     <w:p>
@@ -11561,7 +11561,7 @@
         <w:pStyle w:val="BodyText"/>
       </w:pPr>
       <w:r>
-        <w:t xml:space="preserve">Train loss giảm đều từ 1,0502 xuống 0,3570. Dev macro-F1 tăng nhanh trong 7 epoch đầu, sau đó dao động trong khoảng 0,57–0,62. Trọng số ở epoch 11 (dev macro-F1 = 0,6156) được chọn làm mô hình cuối cùng, sau đó lưu cùng từ điển và cấu hình vào thư mục</w:t>
+        <w:t xml:space="preserve">Train loss giảm đều từ 1,0502 xuống 0,3570. Dev macro-F1 tăng nhanh trong 7 epoch đầu, sau đó dao động trong khoảng từ 0,57 đến 0,62. Trọng số ở epoch 11 (dev macro-F1 = 0,6156) được chọn làm mô hình cuối cùng, sau đó lưu cùng từ điển và cấu hình vào thư mục</w:t>
       </w:r>
       <w:r>
         <w:t xml:space="preserve"> </w:t>
@@ -12159,10 +12159,10 @@
         <w:t xml:space="preserve">predict_toxicity()</w:t>
       </w:r>
       <w:r>
-        <w:t xml:space="preserve"> </w:t>
-      </w:r>
-      <w:r>
-        <w:t xml:space="preserve">được thử trên ba câu tự viết:</w:t>
+        <w:t xml:space="preserve"> được thử trên ba câu tự viết, kết quả được trình bày trong Bảng 8.</w:t>
+      </w:r>
+      <w:r>
+        <w:t xml:space="preserve"/>
       </w:r>
     </w:p>
     <w:tbl>
@@ -12424,6 +12424,14 @@
     </w:tbl>
     <w:p>
       <w:pPr>
+        <w:pStyle w:val="TableCaption"/>
+      </w:pPr>
+      <w:r>
+        <w:t xml:space="preserve">Bảng 8: Kết quả suy luận trên ba câu tự viết</w:t>
+      </w:r>
+    </w:p>
+    <w:p>
+      <w:pPr>
         <w:pStyle w:val="BodyText"/>
       </w:pPr>
       <w:r>
@@ -12455,7 +12463,7 @@
         <w:pStyle w:val="FirstParagraph"/>
       </w:pPr>
       <w:r>
-        <w:t xml:space="preserve">Bảng 8 tổng hợp các chỉ số định lượng chính của lần chạy thực nghiệm chính thức.</w:t>
+        <w:t xml:space="preserve">Bảng 9 tổng hợp các chỉ số định lượng chính của lần chạy thực nghiệm chính thức.</w:t>
       </w:r>
     </w:p>
     <w:tbl>
@@ -12521,18 +12529,18 @@
               <w:pStyle w:val="TableText"/>
             </w:pPr>
             <w:r>
-              <w:t xml:space="preserve">Số mẫu train / dev / test</w:t>
-            </w:r>
-          </w:p>
-        </w:tc>
-        <w:tc>
-          <w:tcPr/>
-          <w:p>
-            <w:pPr>
-              <w:pStyle w:val="TableText"/>
-            </w:pPr>
-            <w:r>
-              <w:t xml:space="preserve">24.047 / 2.672 / 6.680</w:t>
+              <w:t xml:space="preserve">Số mẫu train; dev; test</w:t>
+            </w:r>
+          </w:p>
+        </w:tc>
+        <w:tc>
+          <w:tcPr/>
+          <w:p>
+            <w:pPr>
+              <w:pStyle w:val="TableText"/>
+            </w:pPr>
+            <w:r>
+              <w:t xml:space="preserve">24.047; 2.672; 6.680</w:t>
             </w:r>
           </w:p>
         </w:tc>
@@ -12699,7 +12707,7 @@
               <w:pStyle w:val="TableText"/>
             </w:pPr>
             <w:r>
-              <w:t xml:space="preserve">~5,3×10⁻⁴</w:t>
+              <w:t xml:space="preserve">khoảng 5,3×10⁻⁴</w:t>
             </w:r>
           </w:p>
         </w:tc>
@@ -12749,7 +12757,7 @@
               <w:pStyle w:val="TableText"/>
             </w:pPr>
             <w:r>
-              <w:t xml:space="preserve">~3 phút 35 giây</w:t>
+              <w:t xml:space="preserve">khoảng 3 phút 35 giây</w:t>
             </w:r>
           </w:p>
         </w:tc>
@@ -12776,18 +12784,18 @@
               <w:pStyle w:val="TableText"/>
             </w:pPr>
             <w:r>
-              <w:t xml:space="preserve">Train loss (epoch 1 → 15)</w:t>
-            </w:r>
-          </w:p>
-        </w:tc>
-        <w:tc>
-          <w:tcPr/>
-          <w:p>
-            <w:pPr>
-              <w:pStyle w:val="TableText"/>
-            </w:pPr>
-            <w:r>
-              <w:t xml:space="preserve">1,0502 → 0,3570</w:t>
+              <w:t xml:space="preserve">Train loss (epoch 1 đến 15)</w:t>
+            </w:r>
+          </w:p>
+        </w:tc>
+        <w:tc>
+          <w:tcPr/>
+          <w:p>
+            <w:pPr>
+              <w:pStyle w:val="TableText"/>
+            </w:pPr>
+            <w:r>
+              <w:t xml:space="preserve">Giảm từ 1,0502 xuống 0,3570</w:t>
             </w:r>
           </w:p>
         </w:tc>
@@ -12871,7 +12879,7 @@
               <w:pStyle w:val="TableText"/>
             </w:pPr>
             <w:r>
-              <w:t xml:space="preserve">1.145/6.680 mẫu dự đoán sai (17,1%)</w:t>
+              <w:t xml:space="preserve">1.145 trên 6.680 mẫu dự đoán sai (17,1%)</w:t>
             </w:r>
           </w:p>
         </w:tc>
@@ -12933,18 +12941,18 @@
               <w:pStyle w:val="TableText"/>
             </w:pPr>
             <w:r>
-              <w:t xml:space="preserve">F1 CLEAN / OFFENSIVE / HATE (test)</w:t>
-            </w:r>
-          </w:p>
-        </w:tc>
-        <w:tc>
-          <w:tcPr/>
-          <w:p>
-            <w:pPr>
-              <w:pStyle w:val="TableText"/>
-            </w:pPr>
-            <w:r>
-              <w:t xml:space="preserve">0,9109 / 0,3871 / 0,5269</w:t>
+              <w:t xml:space="preserve">F1 CLEAN; OFFENSIVE; HATE (test)</w:t>
+            </w:r>
+          </w:p>
+        </w:tc>
+        <w:tc>
+          <w:tcPr/>
+          <w:p>
+            <w:pPr>
+              <w:pStyle w:val="TableText"/>
+            </w:pPr>
+            <w:r>
+              <w:t xml:space="preserve">0,9109; 0,3871; 0,5269</w:t>
             </w:r>
           </w:p>
         </w:tc>
@@ -12963,7 +12971,7 @@
         <w:pStyle w:val="TableCaption"/>
       </w:pPr>
       <w:r>
-        <w:t xml:space="preserve">Bảng 8: Kết quả định lượng thực nghiệm</w:t>
+        <w:t xml:space="preserve">Bảng 9: Kết quả định lượng thực nghiệm</w:t>
       </w:r>
     </w:p>
     <w:p>
@@ -13188,7 +13196,7 @@
         <w:t xml:space="preserve"> </w:t>
       </w:r>
       <w:r>
-        <w:t xml:space="preserve">của một bộ phân loại đoán đều ba lớp. Nhóm phát hiện lỗi này khi phân tích kết quả, và thực hiện thêm các lần chạy với cùng dữ liệu, cùng kiến trúc và cùng seed, chỉ thay đổi hệ số learning rate và vị trí LayerNorm (Bảng 9, Hình 8).</w:t>
+        <w:t xml:space="preserve">của một bộ phân loại đoán đều ba lớp. Nhóm phát hiện lỗi này khi phân tích kết quả, và thực hiện thêm các lần chạy với cùng dữ liệu, cùng kiến trúc và cùng seed, chỉ thay đổi hệ số learning rate và vị trí LayerNorm (Bảng 10, Hình 8).</w:t>
       </w:r>
     </w:p>
     <w:tbl>
@@ -13323,7 +13331,7 @@
               <w:pStyle w:val="TableTextSmall"/>
             </w:pPr>
             <w:r>
-              <w:t xml:space="preserve">F1 CLEAN / OFF / HATE</w:t>
+              <w:t xml:space="preserve">F1 CLEAN; OFF; HATE</w:t>
             </w:r>
           </w:p>
         </w:tc>
@@ -13372,7 +13380,7 @@
               <w:pStyle w:val="TableTextSmall"/>
             </w:pPr>
             <w:r>
-              <w:t xml:space="preserve">~2,6×10⁻⁶</w:t>
+              <w:t xml:space="preserve">khoảng 2,6×10⁻⁶</w:t>
             </w:r>
           </w:p>
         </w:tc>
@@ -13427,7 +13435,7 @@
               <w:pStyle w:val="TableTextSmall"/>
             </w:pPr>
             <w:r>
-              <w:t xml:space="preserve">0,716 / 0,141 / 0,277</w:t>
+              <w:t xml:space="preserve">0,716; 0,141; 0,277</w:t>
             </w:r>
           </w:p>
         </w:tc>
@@ -13476,7 +13484,7 @@
               <w:pStyle w:val="TableTextSmall"/>
             </w:pPr>
             <w:r>
-              <w:t xml:space="preserve">~2,6×10⁻³</w:t>
+              <w:t xml:space="preserve">khoảng 2,6×10⁻³</w:t>
             </w:r>
           </w:p>
         </w:tc>
@@ -13531,7 +13539,7 @@
               <w:pStyle w:val="TableTextSmall"/>
             </w:pPr>
             <w:r>
-              <w:t xml:space="preserve">0,790 / 0,089 / 0,340</w:t>
+              <w:t xml:space="preserve">0,790; 0,089; 0,340</w:t>
             </w:r>
           </w:p>
         </w:tc>
@@ -13596,7 +13604,7 @@
                 <w:b/>
                 <w:bCs/>
               </w:rPr>
-              <w:t xml:space="preserve">~5,3×10⁻⁴</w:t>
+              <w:t xml:space="preserve">khoảng 5,3×10⁻⁴</w:t>
             </w:r>
           </w:p>
         </w:tc>
@@ -13671,7 +13679,7 @@
                 <w:b/>
                 <w:bCs/>
               </w:rPr>
-              <w:t xml:space="preserve">0,911 / 0,387 / 0,527</w:t>
+              <w:t xml:space="preserve">0,911; 0,387; 0,527</w:t>
             </w:r>
           </w:p>
         </w:tc>
@@ -13720,7 +13728,7 @@
               <w:pStyle w:val="TableTextSmall"/>
             </w:pPr>
             <w:r>
-              <w:t xml:space="preserve">~5,3×10⁻⁴</w:t>
+              <w:t xml:space="preserve">khoảng 5,3×10⁻⁴</w:t>
             </w:r>
           </w:p>
         </w:tc>
@@ -13775,7 +13783,7 @@
               <w:pStyle w:val="TableTextSmall"/>
             </w:pPr>
             <w:r>
-              <w:t xml:space="preserve">0,904 / 0,354 / 0,539</w:t>
+              <w:t xml:space="preserve">0,904; 0,354; 0,539</w:t>
             </w:r>
           </w:p>
         </w:tc>
@@ -13824,7 +13832,7 @@
               <w:pStyle w:val="TableTextSmall"/>
             </w:pPr>
             <w:r>
-              <w:t xml:space="preserve">~5,3×10⁻⁴</w:t>
+              <w:t xml:space="preserve">khoảng 5,3×10⁻⁴</w:t>
             </w:r>
           </w:p>
         </w:tc>
@@ -13879,7 +13887,7 @@
               <w:pStyle w:val="TableTextSmall"/>
             </w:pPr>
             <w:r>
-              <w:t xml:space="preserve">0,917 / 0,363 / 0,533</w:t>
+              <w:t xml:space="preserve">0,917; 0,363; 0,533</w:t>
             </w:r>
           </w:p>
         </w:tc>
@@ -13890,7 +13898,7 @@
         <w:pStyle w:val="TableCaption"/>
       </w:pPr>
       <w:r>
-        <w:t xml:space="preserve">Bảng 9: Kết quả khảo sát learning rate và vị trí LayerNorm (cùng dữ liệu, cùng seed, 15 epoch)</w:t>
+        <w:t xml:space="preserve">Bảng 10: Kết quả khảo sát learning rate và vị trí LayerNorm (cùng dữ liệu, cùng seed, 15 epoch)</w:t>
       </w:r>
     </w:p>
     <w:p>
@@ -13953,7 +13961,7 @@
         <w:pStyle w:val="BodyText"/>
       </w:pPr>
       <w:r>
-        <w:t xml:space="preserve">Từ Bảng 9 và Hình 8 có thể rút ra các nhận xét sau:</w:t>
+        <w:t xml:space="preserve">Từ Bảng 10 và Hình 8 có thể rút ra các nhận xét sau:</w:t>
       </w:r>
     </w:p>
     <w:p>
@@ -14009,7 +14017,7 @@
         <w:t xml:space="preserve"> </w:t>
       </w:r>
       <w:r>
-        <w:t xml:space="preserve">về dự đoán gần như toàn bộ là lớp thiểu số (dev accuracy chỉ 8–12% ở epoch 2, 3 và 9), hoặc toàn bộ là CLEAN (dev accuracy đúng bằng tỉ lệ CLEAN 81,96% ở epoch 4–5). Điều này phù hợp với nhận định rằng Post-LN nhạy với learning rate lớn [11].</w:t>
+        <w:t xml:space="preserve">về dự đoán gần như toàn bộ là lớp thiểu số (dev accuracy chỉ từ 8% đến 12% ở epoch 2, 3 và 9), hoặc toàn bộ là CLEAN (dev accuracy đúng bằng tỉ lệ CLEAN 81,96% ở epoch 4 và 5). Điều này phù hợp với nhận định rằng Post-LN nhạy với learning rate lớn [12].</w:t>
       </w:r>
     </w:p>
     <w:p>
@@ -14187,7 +14195,7 @@
         <w:t xml:space="preserve">lr = 0,2</w:t>
       </w:r>
       <w:r>
-        <w:t xml:space="preserve">, mỗi kiến trúc được chạy với ba seed 42, 43 và 44 (seed ảnh hưởng đến khởi tạo trọng số và thứ tự xáo trộn dữ liệu). Kết quả được trình bày dưới dạng trung bình ± độ lệch chuẩn mẫu trong Bảng 10.</w:t>
+        <w:t xml:space="preserve">, mỗi kiến trúc được chạy với ba seed 42, 43 và 44 (seed ảnh hưởng đến khởi tạo trọng số và thứ tự xáo trộn dữ liệu). Kết quả được trình bày dưới dạng trung bình ± độ lệch chuẩn mẫu trong Bảng 11.</w:t>
       </w:r>
     </w:p>
     <w:tbl>
@@ -14472,7 +14480,7 @@
         <w:pStyle w:val="TableCaption"/>
       </w:pPr>
       <w:r>
-        <w:t xml:space="preserve">Bảng 10: So sánh Post-LN và Pre-LN qua 3 seed (42, 43, 44),</w:t>
+        <w:t xml:space="preserve">Bảng 11: So sánh Post-LN và Pre-LN qua 3 seed (42, 43, 44),</w:t>
       </w:r>
       <w:r>
         <w:t xml:space="preserve"> </w:t>
@@ -14492,7 +14500,7 @@
         <w:pStyle w:val="BodyText"/>
       </w:pPr>
       <w:r>
-        <w:t xml:space="preserve">Test macro-F1 của từng seed lần lượt là 0,6083 / 0,6141 / 0,5983 với Post-LN và 0,6045 / 0,6092 / 0,5950 với Pre-LN. Chênh lệch trung bình giữa hai kiến trúc (0,004) nhỏ hơn độ lệch chuẩn của mỗi kiến trúc (khoảng 0,007–0,008), và khoảng giá trị của hai bên chồng lấn nhau. Do đó, trên bộ dữ liệu và quy mô mô hình này,</w:t>
+        <w:t xml:space="preserve">Test macro-F1 của từng seed lần lượt là 0,6083; 0,6141 và 0,5983 với Post-LN, và 0,6045; 0,6092 và 0,5950 với Pre-LN. Chênh lệch trung bình giữa hai kiến trúc (0,004) nhỏ hơn độ lệch chuẩn của mỗi kiến trúc (khoảng từ 0,007 đến 0,008), và khoảng giá trị của hai bên chồng lấn nhau. Do đó, trên bộ dữ liệu và quy mô mô hình này,</w:t>
       </w:r>
       <w:r>
         <w:t xml:space="preserve"> </w:t>
@@ -14508,7 +14516,7 @@
         <w:t xml:space="preserve"> </w:t>
       </w:r>
       <w:r>
-        <w:t xml:space="preserve">giữa Post-LN và Pre-LN khi learning rate đã được chọn phù hợp. Ưu điểm ổn định của Pre-LN [11] chủ yếu thể hiện ở vùng learning rate lớn hoặc mô hình sâu hơn — những trường hợp đề tài chưa khảo sát.</w:t>
+        <w:t xml:space="preserve">giữa Post-LN và Pre-LN khi learning rate đã được chọn phù hợp. Ưu điểm ổn định của Pre-LN [12] chủ yếu thể hiện ở vùng learning rate lớn hoặc mô hình sâu hơn, là những trường hợp đề tài chưa khảo sát.</w:t>
       </w:r>
     </w:p>
     <w:p>
@@ -14795,7 +14803,7 @@
               <w:pStyle w:val="TableText"/>
             </w:pPr>
             <w:r>
-              <w:t xml:space="preserve">Pretrained trên ~20GB văn bản tiếng Việt</w:t>
+              <w:t xml:space="preserve">Pretrained trên khoảng 20 GB văn bản tiếng Việt</w:t>
             </w:r>
           </w:p>
         </w:tc>
@@ -14849,10 +14857,10 @@
               <w:pStyle w:val="TableText"/>
             </w:pPr>
             <w:r>
-              <w:t xml:space="preserve">Số lớp encoder /</w:t>
-            </w:r>
-            <w:r>
-              <w:t xml:space="preserve"> </w:t>
+              <w:t xml:space="preserve">Số lớp encoder; </w:t>
+            </w:r>
+            <w:r>
+              <w:t xml:space="preserve"/>
             </w:r>
             <m:oMath>
               <m:sSub>
@@ -14889,18 +14897,18 @@
               <w:pStyle w:val="TableText"/>
             </w:pPr>
             <w:r>
-              <w:t xml:space="preserve">3 / 128</w:t>
-            </w:r>
-          </w:p>
-        </w:tc>
-        <w:tc>
-          <w:tcPr/>
-          <w:p>
-            <w:pPr>
-              <w:pStyle w:val="TableText"/>
-            </w:pPr>
-            <w:r>
-              <w:t xml:space="preserve">12 / 768</w:t>
+              <w:t xml:space="preserve">3; 128</w:t>
+            </w:r>
+          </w:p>
+        </w:tc>
+        <w:tc>
+          <w:tcPr/>
+          <w:p>
+            <w:pPr>
+              <w:pStyle w:val="TableText"/>
+            </w:pPr>
+            <w:r>
+              <w:t xml:space="preserve">12; 768</w:t>
             </w:r>
           </w:p>
         </w:tc>
@@ -14938,7 +14946,7 @@
               <w:pStyle w:val="TableText"/>
             </w:pPr>
             <w:r>
-              <w:t xml:space="preserve">135.000.579 (~75 lần)</w:t>
+              <w:t xml:space="preserve">135.000.579 (gấp khoảng 75 lần)</w:t>
             </w:r>
           </w:p>
         </w:tc>
@@ -14965,18 +14973,18 @@
               <w:pStyle w:val="TableText"/>
             </w:pPr>
             <w:r>
-              <w:t xml:space="preserve">~3,5 phút (15 epoch)</w:t>
-            </w:r>
-          </w:p>
-        </w:tc>
-        <w:tc>
-          <w:tcPr/>
-          <w:p>
-            <w:pPr>
-              <w:pStyle w:val="TableText"/>
-            </w:pPr>
-            <w:r>
-              <w:t xml:space="preserve">~74 phút (4 epoch)</w:t>
+              <w:t xml:space="preserve">khoảng 3,5 phút (15 epoch)</w:t>
+            </w:r>
+          </w:p>
+        </w:tc>
+        <w:tc>
+          <w:tcPr/>
+          <w:p>
+            <w:pPr>
+              <w:pStyle w:val="TableText"/>
+            </w:pPr>
+            <w:r>
+              <w:t xml:space="preserve">khoảng 74 phút (4 epoch)</w:t>
             </w:r>
           </w:p>
         </w:tc>
@@ -15118,29 +15126,29 @@
               <w:pStyle w:val="TableText"/>
             </w:pPr>
             <w:r>
-              <w:t xml:space="preserve">F1 CLEAN / OFFENSIVE / HATE</w:t>
-            </w:r>
-          </w:p>
-        </w:tc>
-        <w:tc>
-          <w:tcPr/>
-          <w:p>
-            <w:pPr>
-              <w:pStyle w:val="TableText"/>
-            </w:pPr>
-            <w:r>
-              <w:t xml:space="preserve">0,908 / 0,378 / 0,536</w:t>
-            </w:r>
-          </w:p>
-        </w:tc>
-        <w:tc>
-          <w:tcPr/>
-          <w:p>
-            <w:pPr>
-              <w:pStyle w:val="TableText"/>
-            </w:pPr>
-            <w:r>
-              <w:t xml:space="preserve">0,927 / 0,440 / 0,596</w:t>
+              <w:t xml:space="preserve">F1 CLEAN; OFFENSIVE; HATE</w:t>
+            </w:r>
+          </w:p>
+        </w:tc>
+        <w:tc>
+          <w:tcPr/>
+          <w:p>
+            <w:pPr>
+              <w:pStyle w:val="TableText"/>
+            </w:pPr>
+            <w:r>
+              <w:t xml:space="preserve">0,908; 0,378; 0,536</w:t>
+            </w:r>
+          </w:p>
+        </w:tc>
+        <w:tc>
+          <w:tcPr/>
+          <w:p>
+            <w:pPr>
+              <w:pStyle w:val="TableText"/>
+            </w:pPr>
+            <w:r>
+              <w:t xml:space="preserve">0,927; 0,440; 0,596</w:t>
             </w:r>
           </w:p>
         </w:tc>
@@ -15151,7 +15159,7 @@
         <w:pStyle w:val="TableCaption"/>
       </w:pPr>
       <w:r>
-        <w:t xml:space="preserve">Bảng 11: So sánh Transformer tự cài đặt với PhoBERT fine-tune trên cùng dữ liệu ViHSD</w:t>
+        <w:t xml:space="preserve">Bảng 12: So sánh Transformer tự cài đặt với PhoBERT fine-tune trên cùng dữ liệu ViHSD</w:t>
       </w:r>
     </w:p>
     <w:p>
@@ -15159,7 +15167,7 @@
         <w:pStyle w:val="BodyText"/>
       </w:pPr>
       <w:r>
-        <w:t xml:space="preserve">PhoBERT cho test macro-F1 cao hơn khoảng 0,047, vượt trội ở cả ba lớp, rõ nhất ở OFFENSIVE (+0,06) và HATE (+0,06). Đây là đóng góp của tri thức ngôn ngữ tiền huấn luyện: PhoBERT đã</w:t>
+        <w:t xml:space="preserve">PhoBERT cho test macro-F1 cao hơn khoảng 0,047, vượt trội ở cả ba lớp, rõ nhất ở OFFENSIVE và HATE (mỗi lớp cao hơn khoảng 0,06). Đây là đóng góp của tri thức ngôn ngữ tiền huấn luyện: PhoBERT đã</w:t>
       </w:r>
       <w:r>
         <w:t xml:space="preserve"> </w:t>
@@ -15219,7 +15227,7 @@
         <w:t xml:space="preserve"> </w:t>
       </w:r>
       <w:r>
-        <w:t xml:space="preserve">và accuracy 0,8286 ở lần chạy chính thức, trung bình ba seed là 0,6069 ± 0,0080. Kết quả này vượt xa các mốc tham chiếu đơn giản: luôn dự đoán CLEAN cho macro-F1 khoảng 0,30, còn đoán ngẫu nhiên đều ba lớp cho khoảng 0,25. Mô hình phát hiện được 62,7% số bình luận HATE (431/688), và các câu demo được phân loại đúng với độ tự tin cao.</w:t>
+        <w:t xml:space="preserve">và accuracy 0,8286 ở lần chạy chính thức, trung bình ba seed là 0,6069 ± 0,0080. Kết quả này vượt xa các mốc tham chiếu đơn giản: luôn dự đoán CLEAN cho macro-F1 khoảng 0,30, còn đoán ngẫu nhiên đều ba lớp cho khoảng 0,25. Mô hình phát hiện được 62,7% số bình luận HATE (431 trên 688 mẫu), và các câu demo được phân loại đúng với độ tự tin cao.</w:t>
       </w:r>
     </w:p>
     <w:p>
@@ -15261,7 +15269,7 @@
         <w:t xml:space="preserve"> </w:t>
       </w:r>
       <w:r>
-        <w:t xml:space="preserve">được gán nhãn OFFENSIVE nhưng mô hình dự đoán HATE — một trường hợp mà chính người gán nhãn cũng có thể không thống nhất.</w:t>
+        <w:t xml:space="preserve">được gán nhãn OFFENSIVE nhưng mô hình dự đoán HATE. Đây là trường hợp mà chính người gán nhãn cũng có thể không thống nhất.</w:t>
       </w:r>
     </w:p>
     <w:p>
@@ -15283,7 +15291,7 @@
         <w:t xml:space="preserve"> </w:t>
       </w:r>
       <w:r>
-        <w:t xml:space="preserve">Có 394/5.548 bình luận CLEAN (7,1%) bị dự đoán là HATE. Đây là đánh đổi của class weight cao cho lớp thiểu số: mô hình ưu tiên</w:t>
+        <w:t xml:space="preserve">Có 394 trên 5.548 bình luận CLEAN (7,1%) bị dự đoán là HATE. Đây là đánh đổi của class weight cao cho lớp thiểu số: mô hình ưu tiên</w:t>
       </w:r>
       <w:r>
         <w:t xml:space="preserve"> </w:t>
@@ -15335,7 +15343,7 @@
         <w:t xml:space="preserve"> </w:t>
       </w:r>
       <w:r>
-        <w:t xml:space="preserve">Từ epoch 7 trở đi, train loss vẫn giảm (0,59 → 0,36) nhưng dev macro-F1 không tăng thêm mà dao động quanh 0,57–0,62. Với khoảng 1,8 triệu tham số, trong đó 1,2 triệu nằm ở lớp embedding, mô hình dễ ghi nhớ tập train nhỏ.</w:t>
+        <w:t xml:space="preserve">Từ epoch 7 trở đi, train loss vẫn giảm (từ 0,59 xuống 0,36) nhưng dev macro-F1 không tăng thêm mà dao động trong khoảng từ 0,57 đến 0,62. Với khoảng 1,8 triệu tham số, trong đó 1,2 triệu nằm ở lớp embedding, mô hình dễ ghi nhớ tập train nhỏ.</w:t>
       </w:r>
     </w:p>
     <w:p>
@@ -15357,7 +15365,7 @@
         <w:t xml:space="preserve"> </w:t>
       </w:r>
       <w:r>
-        <w:t xml:space="preserve">Mục 3.4.4 cho thấy chỉ riêng hệ số learning rate đã làm test macro-F1 thay đổi từ 0,38 đến 0,61. Ngoài ra, kết quả dao động khoảng ±0,01 giữa các seed và giữa các lần chạy cùng seed, nên chỉ những khác biệt lớn hơn mức này mới có ý nghĩa. Ví dụ, khác biệt giữa Post-LN và Pre-LN (0,004) là không có ý nghĩa.</w:t>
+        <w:t xml:space="preserve">Mục 3.4.4 cho thấy chỉ riêng hệ số learning rate đã làm test macro-F1 thay đổi từ 0,38 đến 0,61. Ngoài ra, kết quả chênh lệch khoảng 0,01 giữa các seed và giữa các lần chạy cùng seed, nên chỉ những khác biệt lớn hơn mức này mới có ý nghĩa. Ví dụ, khác biệt giữa Post-LN và Pre-LN (0,004) là không có ý nghĩa.</w:t>
       </w:r>
     </w:p>
     <w:p>
@@ -15767,7 +15775,7 @@
         </w:numPr>
       </w:pPr>
       <w:r>
-        <w:t xml:space="preserve">Kết quả dao động khoảng ±0,01 macro-F1 giữa các lần chạy (backend MPS không tất định tuyệt đối). Đề tài mới đánh giá ba seed cho hai cấu hình chính và khảo sát ba mức learning rate; chưa khảo sát các siêu tham số khác (số lớp,</w:t>
+        <w:t xml:space="preserve">Kết quả macro-F1 chênh lệch khoảng 0,01 giữa các lần chạy (backend MPS không tất định tuyệt đối). Đề tài mới đánh giá ba seed cho hai cấu hình chính và khảo sát ba mức learning rate; chưa khảo sát các siêu tham số khác (số lớp,</w:t>
       </w:r>
       <w:r>
         <w:t xml:space="preserve"> </w:t>
@@ -15823,7 +15831,7 @@
         </w:numPr>
       </w:pPr>
       <w:r>
-        <w:t xml:space="preserve">Tăng số seed (ví dụ 5–10) và dùng một tập validation riêng tách từ train để chọn siêu tham số, giữ tập test hoàn toàn độc lập cho lần đánh giá cuối cùng.</w:t>
+        <w:t xml:space="preserve">Tăng số seed (ví dụ từ 5 đến 10 seed) và dùng một tập validation riêng tách từ train để chọn siêu tham số, giữ tập test hoàn toàn độc lập cho lần đánh giá cuối cùng.</w:t>
       </w:r>
     </w:p>
     <w:p>
@@ -15874,7 +15882,7 @@
         </w:numPr>
       </w:pPr>
       <w:r>
-        <w:t xml:space="preserve">Khởi tạo lớp embedding bằng word embedding tiếng Việt đã huấn luyện sẵn (ví dụ fastText [15]) thay vì ngẫu nhiên, hoặc tự tiền huấn luyện mô hình bằng masked language modeling trên corpus bình luận không gán nhãn.</w:t>
+        <w:t xml:space="preserve">Khởi tạo lớp embedding bằng word embedding tiếng Việt đã huấn luyện sẵn (ví dụ fastText [17]) thay vì ngẫu nhiên, hoặc tự tiền huấn luyện mô hình bằng masked language modeling trên corpus bình luận không gán nhãn.</w:t>
       </w:r>
     </w:p>
     <w:p>
@@ -15886,7 +15894,7 @@
         </w:numPr>
       </w:pPr>
       <w:r>
-        <w:t xml:space="preserve">Thay từ điển mức từ bằng tokenizer subword (BPE/WordPiece) để giảm tỉ lệ</w:t>
+        <w:t xml:space="preserve">Thay từ điển mức từ bằng tokenizer subword (BPE hoặc WordPiece) để giảm tỉ lệ</w:t>
       </w:r>
       <w:r>
         <w:t xml:space="preserve"> </w:t>
@@ -15913,7 +15921,7 @@
         </w:numPr>
       </w:pPr>
       <w:r>
-        <w:t xml:space="preserve">Thử focal loss [14] hoặc tăng cường dữ liệu cho các lớp thiểu số để cải thiện cân bằng giữa precision và recall của OFFENSIVE và HATE.</w:t>
+        <w:t xml:space="preserve">Thử focal loss [18] hoặc tăng cường dữ liệu cho các lớp thiểu số để cải thiện cân bằng giữa precision và recall của OFFENSIVE và HATE.</w:t>
       </w:r>
     </w:p>
     <w:p>
@@ -16223,19 +16231,13 @@
         <w:pStyle w:val="Reference"/>
       </w:pPr>
       <w:r>
-        <w:t xml:space="preserve">[9] K. He, X. Zhang, S. Ren, and J. Sun,</w:t>
-      </w:r>
-      <w:r>
-        <w:t xml:space="preserve"> </w:t>
-      </w:r>
-      <w:r>
-        <w:t xml:space="preserve">“Deep Residual Learning for Image Recognition,”</w:t>
-      </w:r>
-      <w:r>
-        <w:t xml:space="preserve"> </w:t>
-      </w:r>
-      <w:r>
-        <w:t xml:space="preserve">in</w:t>
+        <w:t xml:space="preserve">[9] D. Hendrycks and K. Gimpel,</w:t>
+      </w:r>
+      <w:r>
+        <w:t xml:space="preserve"> </w:t>
+      </w:r>
+      <w:r>
+        <w:t xml:space="preserve">“Gaussian Error Linear Units (GELUs),”</w:t>
       </w:r>
       <w:r>
         <w:t xml:space="preserve"> </w:t>
@@ -16245,10 +16247,10 @@
           <w:i/>
           <w:iCs/>
         </w:rPr>
-        <w:t xml:space="preserve">Proceedings of IEEE CVPR</w:t>
-      </w:r>
-      <w:r>
-        <w:t xml:space="preserve">, pp. 770–778, 2016.</w:t>
+        <w:t xml:space="preserve">arXiv preprint arXiv:1606.08415</w:t>
+      </w:r>
+      <w:r>
+        <w:t xml:space="preserve">, 2016.</w:t>
       </w:r>
     </w:p>
     <w:p>
@@ -16256,13 +16258,19 @@
         <w:pStyle w:val="Reference"/>
       </w:pPr>
       <w:r>
-        <w:t xml:space="preserve">[10] J. L. Ba, J. R. Kiros, and G. E. Hinton,</w:t>
-      </w:r>
-      <w:r>
-        <w:t xml:space="preserve"> </w:t>
-      </w:r>
-      <w:r>
-        <w:t xml:space="preserve">“Layer Normalization,”</w:t>
+        <w:t xml:space="preserve">[10] K. He, X. Zhang, S. Ren, and J. Sun,</w:t>
+      </w:r>
+      <w:r>
+        <w:t xml:space="preserve"> </w:t>
+      </w:r>
+      <w:r>
+        <w:t xml:space="preserve">“Deep Residual Learning for Image Recognition,”</w:t>
+      </w:r>
+      <w:r>
+        <w:t xml:space="preserve"> </w:t>
+      </w:r>
+      <w:r>
+        <w:t xml:space="preserve">in</w:t>
       </w:r>
       <w:r>
         <w:t xml:space="preserve"> </w:t>
@@ -16272,10 +16280,10 @@
           <w:i/>
           <w:iCs/>
         </w:rPr>
-        <w:t xml:space="preserve">arXiv preprint arXiv:1607.06450</w:t>
-      </w:r>
-      <w:r>
-        <w:t xml:space="preserve">, 2016.</w:t>
+        <w:t xml:space="preserve">Proceedings of IEEE CVPR</w:t>
+      </w:r>
+      <w:r>
+        <w:t xml:space="preserve">, pp. 770–778, 2016.</w:t>
       </w:r>
     </w:p>
     <w:p>
@@ -16283,19 +16291,13 @@
         <w:pStyle w:val="Reference"/>
       </w:pPr>
       <w:r>
-        <w:t xml:space="preserve">[11] R. Xiong, Y. Yang, D. He, K. Zheng, S. Zheng, C. Xing, H. Zhang, Y. Lan, L. Wang, and T.-Y. Liu,</w:t>
-      </w:r>
-      <w:r>
-        <w:t xml:space="preserve"> </w:t>
-      </w:r>
-      <w:r>
-        <w:t xml:space="preserve">“On Layer Normalization in the Transformer Architecture,”</w:t>
-      </w:r>
-      <w:r>
-        <w:t xml:space="preserve"> </w:t>
-      </w:r>
-      <w:r>
-        <w:t xml:space="preserve">in</w:t>
+        <w:t xml:space="preserve">[11] J. L. Ba, J. R. Kiros, and G. E. Hinton,</w:t>
+      </w:r>
+      <w:r>
+        <w:t xml:space="preserve"> </w:t>
+      </w:r>
+      <w:r>
+        <w:t xml:space="preserve">“Layer Normalization,”</w:t>
       </w:r>
       <w:r>
         <w:t xml:space="preserve"> </w:t>
@@ -16305,10 +16307,10 @@
           <w:i/>
           <w:iCs/>
         </w:rPr>
-        <w:t xml:space="preserve">Proceedings of ICML</w:t>
-      </w:r>
-      <w:r>
-        <w:t xml:space="preserve">, pp. 10524–10533, 2020.</w:t>
+        <w:t xml:space="preserve">arXiv preprint arXiv:1607.06450</w:t>
+      </w:r>
+      <w:r>
+        <w:t xml:space="preserve">, 2016.</w:t>
       </w:r>
     </w:p>
     <w:p>
@@ -16316,13 +16318,19 @@
         <w:pStyle w:val="Reference"/>
       </w:pPr>
       <w:r>
-        <w:t xml:space="preserve">[12] D. Hendrycks and K. Gimpel,</w:t>
-      </w:r>
-      <w:r>
-        <w:t xml:space="preserve"> </w:t>
-      </w:r>
-      <w:r>
-        <w:t xml:space="preserve">“Gaussian Error Linear Units (GELUs),”</w:t>
+        <w:t xml:space="preserve">[12] R. Xiong, Y. Yang, D. He, K. Zheng, S. Zheng, C. Xing, H. Zhang, Y. Lan, L. Wang, and T.-Y. Liu,</w:t>
+      </w:r>
+      <w:r>
+        <w:t xml:space="preserve"> </w:t>
+      </w:r>
+      <w:r>
+        <w:t xml:space="preserve">“On Layer Normalization in the Transformer Architecture,”</w:t>
+      </w:r>
+      <w:r>
+        <w:t xml:space="preserve"> </w:t>
+      </w:r>
+      <w:r>
+        <w:t xml:space="preserve">in</w:t>
       </w:r>
       <w:r>
         <w:t xml:space="preserve"> </w:t>
@@ -16332,10 +16340,10 @@
           <w:i/>
           <w:iCs/>
         </w:rPr>
-        <w:t xml:space="preserve">arXiv preprint arXiv:1606.08415</w:t>
-      </w:r>
-      <w:r>
-        <w:t xml:space="preserve">, 2016.</w:t>
+        <w:t xml:space="preserve">Proceedings of ICML</w:t>
+      </w:r>
+      <w:r>
+        <w:t xml:space="preserve">, pp. 10524–10533, 2020.</w:t>
       </w:r>
     </w:p>
     <w:p>
@@ -16376,13 +16384,13 @@
         <w:pStyle w:val="Reference"/>
       </w:pPr>
       <w:r>
-        <w:t xml:space="preserve">[14] T.-Y. Lin, P. Goyal, R. Girshick, K. He, and P. Dollár,</w:t>
-      </w:r>
-      <w:r>
-        <w:t xml:space="preserve"> </w:t>
-      </w:r>
-      <w:r>
-        <w:t xml:space="preserve">“Focal Loss for Dense Object Detection,”</w:t>
+        <w:t xml:space="preserve">[14] R. Pascanu, T. Mikolov, and Y. Bengio,</w:t>
+      </w:r>
+      <w:r>
+        <w:t xml:space="preserve"> </w:t>
+      </w:r>
+      <w:r>
+        <w:t xml:space="preserve">“On the difficulty of training Recurrent Neural Networks,”</w:t>
       </w:r>
       <w:r>
         <w:t xml:space="preserve"> </w:t>
@@ -16398,10 +16406,10 @@
           <w:i/>
           <w:iCs/>
         </w:rPr>
-        <w:t xml:space="preserve">Proceedings of IEEE ICCV</w:t>
-      </w:r>
-      <w:r>
-        <w:t xml:space="preserve">, pp. 2980–2988, 2017.</w:t>
+        <w:t xml:space="preserve">Proceedings of ICML</w:t>
+      </w:r>
+      <w:r>
+        <w:t xml:space="preserve">, pp. 1310–1318, 2013.</w:t>
       </w:r>
     </w:p>
     <w:p>
@@ -16409,13 +16417,27 @@
         <w:pStyle w:val="Reference"/>
       </w:pPr>
       <w:r>
-        <w:t xml:space="preserve">[15] P. Bojanowski, E. Grave, A. Joulin, and T. Mikolov,</w:t>
-      </w:r>
-      <w:r>
-        <w:t xml:space="preserve"> </w:t>
-      </w:r>
-      <w:r>
-        <w:t xml:space="preserve">“Enriching Word Vectors with Subword Information,”</w:t>
+        <w:t xml:space="preserve">[15] Underthesea: Vietnamese NLP Toolkit, https://github.com/undertheseanlp/underthesea</w:t>
+      </w:r>
+    </w:p>
+    <w:p>
+      <w:pPr>
+        <w:pStyle w:val="Reference"/>
+      </w:pPr>
+      <w:r>
+        <w:t xml:space="preserve">[16] A. Paszke et al.,</w:t>
+      </w:r>
+      <w:r>
+        <w:t xml:space="preserve"> </w:t>
+      </w:r>
+      <w:r>
+        <w:t xml:space="preserve">“PyTorch: An Imperative Style, High-Performance Deep Learning Library,”</w:t>
+      </w:r>
+      <w:r>
+        <w:t xml:space="preserve"> </w:t>
+      </w:r>
+      <w:r>
+        <w:t xml:space="preserve">in</w:t>
       </w:r>
       <w:r>
         <w:t xml:space="preserve"> </w:t>
@@ -16425,10 +16447,10 @@
           <w:i/>
           <w:iCs/>
         </w:rPr>
-        <w:t xml:space="preserve">Transactions of the Association for Computational Linguistics</w:t>
-      </w:r>
-      <w:r>
-        <w:t xml:space="preserve">, vol. 5, pp. 135–146, 2017.</w:t>
+        <w:t xml:space="preserve">Advances in Neural Information Processing Systems (NeurIPS)</w:t>
+      </w:r>
+      <w:r>
+        <w:t xml:space="preserve">, vol. 32, 2019.</w:t>
       </w:r>
     </w:p>
     <w:p>
@@ -16436,19 +16458,13 @@
         <w:pStyle w:val="Reference"/>
       </w:pPr>
       <w:r>
-        <w:t xml:space="preserve">[16] R. Pascanu, T. Mikolov, and Y. Bengio,</w:t>
-      </w:r>
-      <w:r>
-        <w:t xml:space="preserve"> </w:t>
-      </w:r>
-      <w:r>
-        <w:t xml:space="preserve">“On the difficulty of training Recurrent Neural Networks,”</w:t>
-      </w:r>
-      <w:r>
-        <w:t xml:space="preserve"> </w:t>
-      </w:r>
-      <w:r>
-        <w:t xml:space="preserve">in</w:t>
+        <w:t xml:space="preserve">[17] P. Bojanowski, E. Grave, A. Joulin, and T. Mikolov,</w:t>
+      </w:r>
+      <w:r>
+        <w:t xml:space="preserve"> </w:t>
+      </w:r>
+      <w:r>
+        <w:t xml:space="preserve">“Enriching Word Vectors with Subword Information,”</w:t>
       </w:r>
       <w:r>
         <w:t xml:space="preserve"> </w:t>
@@ -16458,10 +16474,10 @@
           <w:i/>
           <w:iCs/>
         </w:rPr>
-        <w:t xml:space="preserve">Proceedings of ICML</w:t>
-      </w:r>
-      <w:r>
-        <w:t xml:space="preserve">, pp. 1310–1318, 2013.</w:t>
+        <w:t xml:space="preserve">Transactions of the Association for Computational Linguistics</w:t>
+      </w:r>
+      <w:r>
+        <w:t xml:space="preserve">, vol. 5, pp. 135–146, 2017.</w:t>
       </w:r>
     </w:p>
     <w:p>
@@ -16469,21 +16485,13 @@
         <w:pStyle w:val="Reference"/>
       </w:pPr>
       <w:r>
-        <w:t xml:space="preserve">[17] Underthesea — Vietnamese NLP Toolkit, https://github.com/undertheseanlp/underthesea</w:t>
-      </w:r>
-    </w:p>
-    <w:p>
-      <w:pPr>
-        <w:pStyle w:val="Reference"/>
-      </w:pPr>
-      <w:r>
-        <w:t xml:space="preserve">[18] A. Paszke et al.,</w:t>
-      </w:r>
-      <w:r>
-        <w:t xml:space="preserve"> </w:t>
-      </w:r>
-      <w:r>
-        <w:t xml:space="preserve">“PyTorch: An Imperative Style, High-Performance Deep Learning Library,”</w:t>
+        <w:t xml:space="preserve">[18] T.-Y. Lin, P. Goyal, R. Girshick, K. He, and P. Dollár,</w:t>
+      </w:r>
+      <w:r>
+        <w:t xml:space="preserve"> </w:t>
+      </w:r>
+      <w:r>
+        <w:t xml:space="preserve">“Focal Loss for Dense Object Detection,”</w:t>
       </w:r>
       <w:r>
         <w:t xml:space="preserve"> </w:t>
@@ -16499,10 +16507,10 @@
           <w:i/>
           <w:iCs/>
         </w:rPr>
-        <w:t xml:space="preserve">Advances in Neural Information Processing Systems (NeurIPS)</w:t>
-      </w:r>
-      <w:r>
-        <w:t xml:space="preserve">, vol. 32, 2019.</w:t>
+        <w:t xml:space="preserve">Proceedings of IEEE ICCV</w:t>
+      </w:r>
+      <w:r>
+        <w:t xml:space="preserve">, pp. 2980–2988, 2017.</w:t>
       </w:r>
     </w:p>
     <w:sectPr>

--- a/docs/report/BaoCao_Transformer_PhatHienBinhLuanDocHai.docx
+++ b/docs/report/BaoCao_Transformer_PhatHienBinhLuanDocHai.docx
@@ -309,7 +309,7 @@
         <w:pStyle w:val="FrontTitle"/>
       </w:pPr>
       <w:r>
-        <w:t xml:space="preserve">THÔNG TIN NHÓM VÀ TỶ LỆ ĐÓNG GÓP</w:t>
+        <w:t xml:space="preserve">THÔNG TIN NHÓM VÀ TỈ LỆ ĐÓNG GÓP</w:t>
       </w:r>
     </w:p>
     <w:tbl>
@@ -372,7 +372,7 @@
               <w:pStyle w:val="TableText"/>
             </w:pPr>
             <w:r>
-              <w:t xml:space="preserve">Tỷ lệ đóng góp (%)</w:t>
+              <w:t xml:space="preserve">Tỉ lệ đóng góp (%)</w:t>
             </w:r>
           </w:p>
         </w:tc>
@@ -679,7 +679,7 @@
               <w:pStyle w:val="TableText"/>
             </w:pPr>
             <w:r>
-              <w:t xml:space="preserve">Tìm hiểu bài toán phát hiện bình luận độc hại, các hướng tiếp cận (luật, học máy truyền thống, RNN và CNN), khảo sát dataset ViHSD; biên soạn phần lý thuyết liên quan.</w:t>
+              <w:t xml:space="preserve">Tìm hiểu bài toán phát hiện bình luận độc hại, các hướng tiếp cận (luật, học máy truyền thống, RNN và CNN), khảo sát dataset ViHSD và biên soạn phần lý thuyết liên quan.</w:t>
             </w:r>
           </w:p>
         </w:tc>
@@ -749,7 +749,7 @@
               <w:t xml:space="preserve">DataLoader</w:t>
             </w:r>
             <w:r>
-              <w:t xml:space="preserve">; tham gia thực nghiệm.</w:t>
+              <w:t xml:space="preserve">, đồng thời tham gia thực nghiệm.</w:t>
             </w:r>
           </w:p>
         </w:tc>
@@ -847,7 +847,7 @@
               <w:pStyle w:val="TableText"/>
             </w:pPr>
             <w:r>
-              <w:t xml:space="preserve">Cài đặt Transformer Encoder từ đầu bằng PyTorch, vòng lặp huấn luyện với Noam schedule, đánh giá trên tập test; phân tích kết quả và lỗi dự đoán.</w:t>
+              <w:t xml:space="preserve">Cài đặt Transformer Encoder từ đầu bằng PyTorch, vòng lặp huấn luyện với Noam schedule, đánh giá trên tập test, đồng thời phân tích kết quả và lỗi dự đoán.</w:t>
             </w:r>
           </w:p>
         </w:tc>
@@ -1141,7 +1141,7 @@
         </w:numPr>
       </w:pPr>
       <w:r>
-        <w:t xml:space="preserve">Thứ hai, bài toán phát hiện bình luận độc hại tiếng Việt có nhiều thách thức thực tế: ngôn ngữ mạng xã hội nhiều từ lóng, viết tắt, sai chính tả, teencode, emoji; dữ liệu mất cân bằng lớp nghiêm trọng khi phần lớn bình luận là bình thường. Đây là môi trường tốt để quan sát trung thực khả năng và giới hạn của một mô hình Transformer.</w:t>
+        <w:t xml:space="preserve">Thứ hai, bài toán phát hiện bình luận độc hại tiếng Việt có nhiều thách thức thực tế: ngôn ngữ mạng xã hội nhiều từ lóng, viết tắt, sai chính tả, teencode, emoji, đồng thời dữ liệu mất cân bằng lớp nghiêm trọng khi phần lớn bình luận là bình thường. Đây là môi trường tốt để quan sát trung thực khả năng và giới hạn của một mô hình Transformer.</w:t>
       </w:r>
     </w:p>
     <w:p>
@@ -1329,7 +1329,7 @@
         </w:numPr>
       </w:pPr>
       <w:r>
-        <w:t xml:space="preserve">Thực nghiệm trên dataset ViHSD, thu thập số liệu định lượng gồm số tham số mô hình, loss, accuracy, precision, recall, F1 theo từng lớp và macro-F1, confusion matrix; đánh giá trung thực hạn chế của mô hình huấn luyện từ đầu trên dữ liệu nhỏ và mất cân bằng.</w:t>
+        <w:t xml:space="preserve">Thực nghiệm trên dataset ViHSD, thu thập số liệu định lượng gồm số tham số mô hình, loss, accuracy, precision, recall, F1 theo từng lớp và macro-F1, confusion matrix. Từ đó đánh giá trung thực hạn chế của mô hình huấn luyện từ đầu trên dữ liệu nhỏ và mất cân bằng.</w:t>
       </w:r>
     </w:p>
     <w:p>
@@ -1357,7 +1357,7 @@
         </w:numPr>
       </w:pPr>
       <w:r>
-        <w:t xml:space="preserve">Phạm vi lý thuyết: mô hình hoá bài toán phát hiện bình luận độc hại dưới dạng phân loại văn bản đa lớp; cấu trúc Transformer Encoder theo bài báo gốc</w:t>
+        <w:t xml:space="preserve">Phạm vi lý thuyết: mô hình hoá bài toán phát hiện bình luận độc hại dưới dạng phân loại văn bản đa lớp, cấu trúc Transformer Encoder theo bài báo gốc</w:t>
       </w:r>
       <w:r>
         <w:t xml:space="preserve"> </w:t>
@@ -1373,7 +1373,7 @@
         <w:t xml:space="preserve"> </w:t>
       </w:r>
       <w:r>
-        <w:t xml:space="preserve">[1]; hàm mất mát cross-entropy có trọng số lớp, bộ tối ưu Adam, lịch học Noam và các độ đo đánh giá cho dữ liệu mất cân bằng.</w:t>
+        <w:t xml:space="preserve">[1], hàm mất mát cross-entropy có trọng số lớp, bộ tối ưu Adam, lịch học Noam và các độ đo đánh giá cho dữ liệu mất cân bằng.</w:t>
       </w:r>
     </w:p>
     <w:p>
@@ -1385,7 +1385,7 @@
         </w:numPr>
       </w:pPr>
       <w:r>
-        <w:t xml:space="preserve">Phạm vi thực nghiệm: cài đặt và huấn luyện mô hình trên dataset ViHSD [4] gồm khoảng 33.400 bình luận, giữ nguyên cách chia ba tập train, dev và test của tác giả; mô hình dùng từ điển mức từ (word-level) tự xây từ tập train, trọng số khởi tạo ngẫu nhiên.</w:t>
+        <w:t xml:space="preserve">Phạm vi thực nghiệm: cài đặt và huấn luyện mô hình trên dataset ViHSD [4] gồm khoảng 33.400 bình luận, giữ nguyên cách chia ba tập train, dev và test của tác giả. Mô hình dùng từ điển mức từ (word-level) tự xây từ tập train, trọng số khởi tạo ngẫu nhiên.</w:t>
       </w:r>
     </w:p>
     <w:p>
@@ -1397,7 +1397,7 @@
         </w:numPr>
       </w:pPr>
       <w:r>
-        <w:t xml:space="preserve">Đề tài không triển khai: tiền huấn luyện (pretraining) trên corpus lớn, phần Decoder của Transformer, hay triển khai hệ thống kiểm duyệt trực tuyến. Mô hình pretrained PhoBERT [3] chỉ được fine-tune trên cùng dữ liệu để làm mốc tham chiếu, không phải đối tượng nghiên cứu chính.</w:t>
+        <w:t xml:space="preserve">Đề tài không triển khai: tiền huấn luyện (pretraining) trên corpus lớn, phần Decoder của Transformer và hệ thống kiểm duyệt trực tuyến. Mô hình pretrained PhoBERT [3] chỉ được fine-tune trên cùng dữ liệu để làm mốc tham chiếu, không phải đối tượng nghiên cứu chính.</w:t>
       </w:r>
     </w:p>
     <w:p>
@@ -1453,7 +1453,7 @@
         </w:numPr>
       </w:pPr>
       <w:r>
-        <w:t xml:space="preserve">Cài đặt bằng Python (PyTorch, underthesea, scikit-learn) trên Jupyter Notebook; thực nghiệm trên ViHSD; thu thập số liệu định lượng.</w:t>
+        <w:t xml:space="preserve">Cài đặt bằng Python (PyTorch, underthesea, scikit-learn) trên Jupyter Notebook, thực nghiệm trên ViHSD và thu thập số liệu định lượng.</w:t>
       </w:r>
     </w:p>
     <w:p>
@@ -1593,7 +1593,7 @@
         <w:pStyle w:val="FirstParagraph"/>
       </w:pPr>
       <w:r>
-        <w:t xml:space="preserve">Phát hiện bình luận độc hại (toxic comment detection) là bài toán xác định một đoạn văn bản do người dùng tạo ra trên mạng xã hội có chứa nội dung xúc phạm, lăng mạ hay kích động thù ghét hay không [5]. Về mặt hình thức, đây là bài toán phân loại văn bản có giám sát: cho một câu đầu vào</w:t>
+        <w:t xml:space="preserve">Phát hiện bình luận độc hại (toxic comment detection) là bài toán xác định một đoạn văn bản do người dùng tạo ra trên mạng xã hội có chứa nội dung xúc phạm, lăng mạ hoặc kích động thù ghét hay không [5]. Về mặt hình thức, đây là bài toán phân loại văn bản có giám sát: cho một câu đầu vào</w:t>
       </w:r>
       <w:r>
         <w:t xml:space="preserve"> </w:t>
@@ -1863,7 +1863,7 @@
         <w:pStyle w:val="FirstParagraph"/>
       </w:pPr>
       <w:r>
-        <w:t xml:space="preserve">Phương pháp này duy trì một danh sách từ khoá xúc phạm (blacklist) và gán nhãn độc hại cho bình luận chứa các từ đó. Ưu điểm là đơn giản, nhanh, dễ giải thích; nhược điểm là không hiểu ngữ cảnh (cùng một từ có thể mang nghĩa xúc phạm hoặc không tuỳ câu), dễ bị né tránh bằng cách viết lệch từ, và danh sách từ khoá cần cập nhật thủ công liên tục [5].</w:t>
+        <w:t xml:space="preserve">Phương pháp này duy trì một danh sách từ khoá xúc phạm (blacklist) và gán nhãn độc hại cho bình luận chứa các từ đó. Ưu điểm là đơn giản, nhanh, dễ giải thích. Nhược điểm là không hiểu ngữ cảnh (cùng một từ có thể mang nghĩa xúc phạm hoặc không tuỳ câu), dễ bị né tránh bằng cách viết lệch từ và danh sách từ khoá cần cập nhật thủ công liên tục [5].</w:t>
       </w:r>
     </w:p>
     <w:p>
@@ -1895,7 +1895,7 @@
         <w:pStyle w:val="FirstParagraph"/>
       </w:pPr>
       <w:r>
-        <w:t xml:space="preserve">Các mô hình học sâu học biểu diễn dày (dense embedding) cho từ và tự trích xuất đặc trưng. Mạng hồi quy RNN và biến thể LSTM [7] xử lý câu tuần tự từ trái sang phải, lưu thông tin qua trạng thái ẩn; mạng tích chập TextCNN [8] dùng các bộ lọc trượt để bắt n-gram cục bộ. Hạn chế chung là RNN không song song hoá được theo chiều thời gian và khó học phụ thuộc xa do gradient tiêu biến, còn CNN chỉ nhìn được ngữ cảnh trong phạm vi cửa sổ bộ lọc.</w:t>
+        <w:t xml:space="preserve">Các mô hình học sâu học biểu diễn dày (dense embedding) cho từ và tự trích xuất đặc trưng. Mạng hồi quy RNN và biến thể LSTM [7] xử lý câu tuần tự từ trái sang phải, lưu thông tin qua trạng thái ẩn. Mạng tích chập TextCNN [8] dùng các bộ lọc trượt để bắt n-gram cục bộ. Hạn chế chung là RNN không song song hoá được theo chiều thời gian và khó học phụ thuộc xa do gradient tiêu biến, còn CNN chỉ nhìn được ngữ cảnh trong phạm vi cửa sổ bộ lọc.</w:t>
       </w:r>
     </w:p>
     <w:p>
@@ -2309,7 +2309,7 @@
               <w:pStyle w:val="TableText"/>
             </w:pPr>
             <w:r>
-              <w:t xml:space="preserve">Lớn; thường cần pretraining để phát huy</w:t>
+              <w:t xml:space="preserve">Lớn, thường cần pretraining để phát huy</w:t>
             </w:r>
           </w:p>
         </w:tc>
@@ -2344,7 +2344,7 @@
         <w:pStyle w:val="FirstParagraph"/>
       </w:pPr>
       <w:r>
-        <w:t xml:space="preserve">Transformer Encoder gồm một lớp embedding, positional encoding, và</w:t>
+        <w:t xml:space="preserve">Transformer Encoder gồm một lớp embedding, positional encoding và</w:t>
       </w:r>
       <w:r>
         <w:t xml:space="preserve"> </w:t>
@@ -4691,7 +4691,7 @@
         </m:sSub>
       </m:oMath>
       <w:r>
-        <w:t xml:space="preserve">. Bài báo gốc dùng hàm kích hoạt ReLU; đề tài dùng GELU [9] theo cách của BERT [2]. Nếu attention đóng vai trò</w:t>
+        <w:t xml:space="preserve">. Bài báo gốc dùng hàm kích hoạt ReLU, còn đề tài dùng GELU [9] theo cách của BERT [2]. Nếu attention đóng vai trò</w:t>
       </w:r>
       <w:r>
         <w:t xml:space="preserve"> </w:t>
@@ -4937,7 +4937,7 @@
         <w:pStyle w:val="FirstParagraph"/>
       </w:pPr>
       <w:r>
-        <w:t xml:space="preserve">Residual connection giúp gradient truyền trực tiếp qua nhiều lớp, còn LayerNorm chuẩn hoá mỗi vector theo trung bình và độ lệch chuẩn trên chiều đặc trưng, giúp quá trình huấn luyện ổn định. Một biến thể phổ biến là Pre-LN, đặt LayerNorm trước mỗi khối con; Xiong và cộng sự [12] chỉ ra Pre-LN có gradient ổn định hơn ở giai đoạn đầu huấn luyện và ít phụ thuộc vào warm-up, trong khi Post-LN thường cần warm-up learning rate cẩn thận.</w:t>
+        <w:t xml:space="preserve">Residual connection giúp gradient truyền trực tiếp qua nhiều lớp, còn LayerNorm chuẩn hoá mỗi vector theo trung bình và độ lệch chuẩn trên chiều đặc trưng, giúp quá trình huấn luyện ổn định. Một biến thể phổ biến là Pre-LN, đặt LayerNorm trước mỗi khối con. Xiong và cộng sự [12] chỉ ra Pre-LN có gradient ổn định hơn ở giai đoạn đầu huấn luyện và ít phụ thuộc vào warm-up, trong khi Post-LN thường cần warm-up learning rate cẩn thận.</w:t>
       </w:r>
     </w:p>
     <w:p>
@@ -5695,7 +5695,7 @@
         </m:r>
       </m:oMath>
       <w:r>
-        <w:t xml:space="preserve">, và bỏ sót lớp</w:t>
+        <w:t xml:space="preserve"> và bỏ sót lớp</w:t>
       </w:r>
       <w:r>
         <w:t xml:space="preserve"> </w:t>
@@ -6309,7 +6309,7 @@
               <w:pStyle w:val="TableText"/>
             </w:pPr>
             <w:r>
-              <w:t xml:space="preserve">RNN khó song song hoá, khó học phụ thuộc xa; CNN bị giới hạn bởi cửa sổ lọc</w:t>
+              <w:t xml:space="preserve">RNN khó song song hoá, khó học phụ thuộc xa, còn CNN bị giới hạn bởi cửa sổ lọc</w:t>
             </w:r>
           </w:p>
         </w:tc>
@@ -6358,7 +6358,7 @@
               <w:pStyle w:val="TableText"/>
             </w:pPr>
             <w:r>
-              <w:t xml:space="preserve">Mô hình lớn (khoảng 135 triệu tham số), cần GPU; bản chất bên trong bị che bởi thư viện</w:t>
+              <w:t xml:space="preserve">Mô hình lớn (khoảng 135 triệu tham số), cần GPU và bản chất bên trong bị che bởi thư viện</w:t>
             </w:r>
           </w:p>
         </w:tc>
@@ -6400,18 +6400,18 @@
               <w:pStyle w:val="TableText"/>
             </w:pPr>
             <w:r>
-              <w:t xml:space="preserve">Tự cài đặt toàn bộ Transformer Encoder, minh hoạ trọn vẹn cơ chế attention; nhỏ gọn (khoảng 1,8 triệu tham số), chạy được trên laptop</w:t>
-            </w:r>
-          </w:p>
-        </w:tc>
-        <w:tc>
-          <w:tcPr/>
-          <w:p>
-            <w:pPr>
-              <w:pStyle w:val="TableText"/>
-            </w:pPr>
-            <w:r>
-              <w:t xml:space="preserve">Không có tri thức tiền huấn luyện; chỉ học từ khoảng 24 nghìn câu nên độ chính xác thấp hơn đáng kể</w:t>
+              <w:t xml:space="preserve">Tự cài đặt toàn bộ Transformer Encoder, minh hoạ trọn vẹn cơ chế attention, mô hình nhỏ gọn (khoảng 1,8 triệu tham số), chạy được trên laptop</w:t>
+            </w:r>
+          </w:p>
+        </w:tc>
+        <w:tc>
+          <w:tcPr/>
+          <w:p>
+            <w:pPr>
+              <w:pStyle w:val="TableText"/>
+            </w:pPr>
+            <w:r>
+              <w:t xml:space="preserve">Không có tri thức tiền huấn luyện, chỉ học từ khoảng 24 nghìn câu nên độ chính xác thấp hơn đáng kể</w:t>
             </w:r>
           </w:p>
         </w:tc>
@@ -6567,7 +6567,7 @@
         <w:t xml:space="preserve">“lò xo”</w:t>
       </w:r>
       <w:r>
-        <w:t xml:space="preserve">), văn bản sau làm sạch được tách từ bằng thư viện underthesea [15]; các âm tiết của cùng một từ ghép được nối bằng dấu</w:t>
+        <w:t xml:space="preserve">), văn bản sau làm sạch được tách từ bằng thư viện underthesea [15]. Các âm tiết của cùng một từ ghép được nối bằng dấu</w:t>
       </w:r>
       <w:r>
         <w:t xml:space="preserve"> </w:t>
@@ -6703,7 +6703,7 @@
         <w:t xml:space="preserve"> </w:t>
       </w:r>
       <w:r>
-        <w:t xml:space="preserve">(id = 0) dùng để đệm câu ngắn, và</w:t>
+        <w:t xml:space="preserve">(id = 0) dùng để đệm câu ngắn và</w:t>
       </w:r>
       <w:r>
         <w:t xml:space="preserve"> </w:t>
@@ -7015,7 +7015,7 @@
         <w:t xml:space="preserve">nn.Linear</w:t>
       </w:r>
       <w:r>
-        <w:t xml:space="preserve">; tensor được tách thành</w:t>
+        <w:t xml:space="preserve">, tensor được tách thành</w:t>
       </w:r>
       <w:r>
         <w:t xml:space="preserve"> </w:t>
@@ -7056,7 +7056,7 @@
         <w:t xml:space="preserve">transpose</w:t>
       </w:r>
       <w:r>
-        <w:t xml:space="preserve">; điểm attention được chia cho</w:t>
+        <w:t xml:space="preserve">, điểm attention được chia cho</w:t>
       </w:r>
       <w:r>
         <w:t xml:space="preserve"> </w:t>
@@ -7699,7 +7699,7 @@
         <w:t xml:space="preserve"> </w:t>
       </w:r>
       <w:r>
-        <w:t xml:space="preserve">của các thư viện bậc cao. Mỗi bước gồm: lan truyền thuận, tính weighted cross-entropy (mục 2.4.1), lan truyền ngược, gradient clipping với chuẩn tối đa 1,0, cập nhật bằng Adam, và cập nhật learning rate theo lịch Noam (mục 2.4.2). Sau mỗi epoch, mô hình được đánh giá trên tập dev; trọng số có</w:t>
+        <w:t xml:space="preserve">của các thư viện bậc cao. Mỗi bước gồm: lan truyền thuận, tính weighted cross-entropy (mục 2.4.1), lan truyền ngược, gradient clipping với chuẩn tối đa 1,0, cập nhật bằng Adam và cập nhật learning rate theo lịch Noam (mục 2.4.2). Sau mỗi epoch, mô hình được đánh giá trên tập dev. Trọng số có</w:t>
       </w:r>
       <w:r>
         <w:t xml:space="preserve"> </w:t>
@@ -7969,7 +7969,7 @@
               <w:t xml:space="preserve">torch.optim</w:t>
             </w:r>
             <w:r>
-              <w:t xml:space="preserve">) để tự cài đặt Transformer; tăng tốc bằng Apple MPS</w:t>
+              <w:t xml:space="preserve">) để tự cài đặt Transformer, tăng tốc bằng Apple MPS</w:t>
             </w:r>
           </w:p>
         </w:tc>
@@ -8375,7 +8375,7 @@
         <w:t xml:space="preserve">transformers</w:t>
       </w:r>
       <w:r>
-        <w:t xml:space="preserve">, hay bất kỳ embedding hoặc mô hình pretrained nào.</w:t>
+        <w:t xml:space="preserve"> hay bất kỳ embedding hoặc mô hình pretrained nào.</w:t>
       </w:r>
     </w:p>
     <w:p>
@@ -9283,7 +9283,7 @@
               <w:pStyle w:val="TableText"/>
             </w:pPr>
             <w:r>
-              <w:t xml:space="preserve">32 với tập train; 64 với tập dev và test</w:t>
+              <w:t xml:space="preserve">32 với tập train, 64 với tập dev và test</w:t>
             </w:r>
           </w:p>
         </w:tc>
@@ -9542,7 +9542,7 @@
               <w:pStyle w:val="TableText"/>
             </w:pPr>
             <w:r>
-              <w:t xml:space="preserve">Cross-entropy có trọng số lớp (0,4031; 4,9911; 3,1360)</w:t>
+              <w:t xml:space="preserve">Cross-entropy có trọng số lớp: 0,4031 (CLEAN), 4,9911 (OFFENSIVE), 3,1360 (HATE)</w:t>
             </w:r>
           </w:p>
         </w:tc>
@@ -9670,7 +9670,7 @@
         <w:t xml:space="preserve">data/vihsd</w:t>
       </w:r>
       <w:r>
-        <w:t xml:space="preserve">; nếu chưa có dữ liệu, chương trình tải file</w:t>
+        <w:t xml:space="preserve">. Nếu chưa có dữ liệu, chương trình tải file</w:t>
       </w:r>
       <w:r>
         <w:t xml:space="preserve"> </w:t>
@@ -9941,7 +9941,7 @@
         <w:t xml:space="preserve"> </w:t>
       </w:r>
       <w:r>
-        <w:t xml:space="preserve">được giữ nguyên. Sau bước này có 1 dòng trong tập train bị loại do rỗng sau khi làm sạch; tập dev và test không có dòng nào bị loại. Toàn bộ bước tiền xử lý ba tập mất khoảng 36 giây.</w:t>
+        <w:t xml:space="preserve">được giữ nguyên. Sau bước này có 1 dòng trong tập train bị loại do rỗng sau khi làm sạch, còn tập dev và test không có dòng nào bị loại. Toàn bộ bước tiền xử lý ba tập mất khoảng 36 giây.</w:t>
       </w:r>
     </w:p>
     <w:p>
@@ -9961,7 +9961,7 @@
         <w:pStyle w:val="BodyText"/>
       </w:pPr>
       <w:r>
-        <w:t xml:space="preserve">Tập train có 24.448 từ phân biệt; sau khi loại các từ xuất hiện dưới 2 lần, từ điển còn 9.428 token (gồm</w:t>
+        <w:t xml:space="preserve">Tập train có 24.448 từ phân biệt. Sau khi loại các từ xuất hiện dưới 2 lần, từ điển còn 9.428 token (gồm</w:t>
       </w:r>
       <w:r>
         <w:t xml:space="preserve"> </w:t>
@@ -10128,7 +10128,7 @@
         <w:t xml:space="preserve">MAX_LEN</w:t>
       </w:r>
       <w:r>
-        <w:t xml:space="preserve">, nhóm khảo sát phân bố độ dài câu sau tách từ trên tập train (Hình 5). Độ dài trung bình là 10,8 token, trung vị 8 token, percentile 95% là 30 token và percentile 99% là 57 token; phân phối lệch phải mạnh với câu dài nhất lên đến 1.290 token. Giá trị</w:t>
+        <w:t xml:space="preserve">, nhóm khảo sát phân bố độ dài câu sau tách từ trên tập train (Hình 5). Độ dài trung bình là 10,8 token, trung vị 8 token, percentile 95% là 30 token và percentile 99% là 57 token. Phân phối lệch phải mạnh với câu dài nhất lên đến 1.290 token. Giá trị</w:t>
       </w:r>
       <w:r>
         <w:t xml:space="preserve"> </w:t>
@@ -10143,7 +10143,7 @@
         <w:t xml:space="preserve"> bao phủ khoảng 98,3% số câu</w:t>
       </w:r>
       <w:r>
-        <w:t xml:space="preserve">; trên tập test chỉ có 1,7% số câu bị cắt bớt.</w:t>
+        <w:t xml:space="preserve">. Trên tập test chỉ có 1,7% số câu bị cắt bớt.</w:t>
       </w:r>
     </w:p>
     <w:p>
@@ -12447,7 +12447,7 @@
         <w:t xml:space="preserve"> </w:t>
       </w:r>
       <w:r>
-        <w:t xml:space="preserve">được gán HATE vì nhắm vào một người cụ thể; theo định nghĩa của ViHSD, câu này có thể được gán OFFENSIVE hoặc HATE tuỳ người gán nhãn.</w:t>
+        <w:t xml:space="preserve">được gán HATE vì nhắm vào một người cụ thể. Tuy nhiên, theo định nghĩa của ViHSD, câu này có thể được gán OFFENSIVE hoặc HATE tuỳ người gán nhãn.</w:t>
       </w:r>
     </w:p>
     <w:p>
@@ -12529,29 +12529,29 @@
               <w:pStyle w:val="TableText"/>
             </w:pPr>
             <w:r>
-              <w:t xml:space="preserve">Số mẫu train; dev; test</w:t>
-            </w:r>
-          </w:p>
-        </w:tc>
-        <w:tc>
-          <w:tcPr/>
-          <w:p>
-            <w:pPr>
-              <w:pStyle w:val="TableText"/>
-            </w:pPr>
-            <w:r>
-              <w:t xml:space="preserve">24.047; 2.672; 6.680</w:t>
-            </w:r>
-          </w:p>
-        </w:tc>
-        <w:tc>
-          <w:tcPr/>
-          <w:p>
-            <w:pPr>
-              <w:pStyle w:val="TableText"/>
-            </w:pPr>
-            <w:r>
-              <w:t xml:space="preserve">Đã loại 1 dòng rỗng ở train</w:t>
+              <w:t xml:space="preserve">Số mẫu tập train</w:t>
+            </w:r>
+          </w:p>
+        </w:tc>
+        <w:tc>
+          <w:tcPr/>
+          <w:p>
+            <w:pPr>
+              <w:pStyle w:val="TableText"/>
+            </w:pPr>
+            <w:r>
+              <w:t xml:space="preserve">24.047</w:t>
+            </w:r>
+          </w:p>
+        </w:tc>
+        <w:tc>
+          <w:tcPr/>
+          <w:p>
+            <w:pPr>
+              <w:pStyle w:val="TableText"/>
+            </w:pPr>
+            <w:r>
+              <w:t xml:space="preserve">Đã loại 1 dòng rỗng</w:t>
             </w:r>
           </w:p>
         </w:tc>
@@ -12567,30 +12567,27 @@
               <w:pStyle w:val="TableText"/>
             </w:pPr>
             <w:r>
-              <w:t xml:space="preserve">Kích thước từ điển</w:t>
-            </w:r>
-          </w:p>
-        </w:tc>
-        <w:tc>
-          <w:tcPr/>
-          <w:p>
-            <w:pPr>
-              <w:pStyle w:val="TableText"/>
-            </w:pPr>
-            <w:r>
-              <w:t xml:space="preserve">9.428 token</w:t>
-            </w:r>
-          </w:p>
-        </w:tc>
-        <w:tc>
-          <w:tcPr/>
-          <w:p>
-            <w:pPr>
-              <w:pStyle w:val="TableText"/>
-            </w:pPr>
-            <w:r>
-              <w:t xml:space="preserve">Từ 24.448 từ phân biệt, MIN_FREQ = 2</w:t>
-            </w:r>
+              <w:t xml:space="preserve">Số mẫu tập dev</w:t>
+            </w:r>
+          </w:p>
+        </w:tc>
+        <w:tc>
+          <w:tcPr/>
+          <w:p>
+            <w:pPr>
+              <w:pStyle w:val="TableText"/>
+            </w:pPr>
+            <w:r>
+              <w:t xml:space="preserve">2.672</w:t>
+            </w:r>
+          </w:p>
+        </w:tc>
+        <w:tc>
+          <w:tcPr/>
+          <w:p>
+            <w:pPr>
+              <w:pStyle w:val="TableText"/>
+            </w:pPr>
           </w:p>
         </w:tc>
       </w:tr>
@@ -12605,45 +12602,27 @@
               <w:pStyle w:val="TableText"/>
             </w:pPr>
             <w:r>
-              <w:t xml:space="preserve">Tỉ lệ</w:t>
-            </w:r>
-            <w:r>
-              <w:t xml:space="preserve"> </w:t>
-            </w:r>
-            <w:r>
-              <w:rPr>
-                <w:rStyle w:val="VerbatimChar"/>
-              </w:rPr>
-              <w:t xml:space="preserve">&lt;unk&gt;</w:t>
-            </w:r>
-            <w:r>
-              <w:t xml:space="preserve"> </w:t>
-            </w:r>
-            <w:r>
-              <w:t xml:space="preserve">trên test</w:t>
-            </w:r>
-          </w:p>
-        </w:tc>
-        <w:tc>
-          <w:tcPr/>
-          <w:p>
-            <w:pPr>
-              <w:pStyle w:val="TableText"/>
-            </w:pPr>
-            <w:r>
-              <w:t xml:space="preserve">8,4%</w:t>
-            </w:r>
-          </w:p>
-        </w:tc>
-        <w:tc>
-          <w:tcPr/>
-          <w:p>
-            <w:pPr>
-              <w:pStyle w:val="TableText"/>
-            </w:pPr>
-            <w:r>
-              <w:t xml:space="preserve">Token không có trong từ điển train</w:t>
-            </w:r>
+              <w:t xml:space="preserve">Số mẫu tập test</w:t>
+            </w:r>
+          </w:p>
+        </w:tc>
+        <w:tc>
+          <w:tcPr/>
+          <w:p>
+            <w:pPr>
+              <w:pStyle w:val="TableText"/>
+            </w:pPr>
+            <w:r>
+              <w:t xml:space="preserve">6.680</w:t>
+            </w:r>
+          </w:p>
+        </w:tc>
+        <w:tc>
+          <w:tcPr/>
+          <w:p>
+            <w:pPr>
+              <w:pStyle w:val="TableText"/>
+            </w:pPr>
           </w:p>
         </w:tc>
       </w:tr>
@@ -12658,29 +12637,29 @@
               <w:pStyle w:val="TableText"/>
             </w:pPr>
             <w:r>
-              <w:t xml:space="preserve">Tổng số tham số</w:t>
-            </w:r>
-          </w:p>
-        </w:tc>
-        <w:tc>
-          <w:tcPr/>
-          <w:p>
-            <w:pPr>
-              <w:pStyle w:val="TableText"/>
-            </w:pPr>
-            <w:r>
-              <w:t xml:space="preserve">1.801.987</w:t>
-            </w:r>
-          </w:p>
-        </w:tc>
-        <w:tc>
-          <w:tcPr/>
-          <w:p>
-            <w:pPr>
-              <w:pStyle w:val="TableText"/>
-            </w:pPr>
-            <w:r>
-              <w:t xml:space="preserve">67% nằm ở lớp embedding</w:t>
+              <w:t xml:space="preserve">Kích thước từ điển</w:t>
+            </w:r>
+          </w:p>
+        </w:tc>
+        <w:tc>
+          <w:tcPr/>
+          <w:p>
+            <w:pPr>
+              <w:pStyle w:val="TableText"/>
+            </w:pPr>
+            <w:r>
+              <w:t xml:space="preserve">9.428 token</w:t>
+            </w:r>
+          </w:p>
+        </w:tc>
+        <w:tc>
+          <w:tcPr/>
+          <w:p>
+            <w:pPr>
+              <w:pStyle w:val="TableText"/>
+            </w:pPr>
+            <w:r>
+              <w:t xml:space="preserve">Từ 24.448 từ phân biệt, MIN_FREQ = 2</w:t>
             </w:r>
           </w:p>
         </w:tc>
@@ -12696,29 +12675,7 @@
               <w:pStyle w:val="TableText"/>
             </w:pPr>
             <w:r>
-              <w:t xml:space="preserve">Learning rate đỉnh</w:t>
-            </w:r>
-          </w:p>
-        </w:tc>
-        <w:tc>
-          <w:tcPr/>
-          <w:p>
-            <w:pPr>
-              <w:pStyle w:val="TableText"/>
-            </w:pPr>
-            <w:r>
-              <w:t xml:space="preserve">khoảng 5,3×10⁻⁴</w:t>
-            </w:r>
-          </w:p>
-        </w:tc>
-        <w:tc>
-          <w:tcPr/>
-          <w:p>
-            <w:pPr>
-              <w:pStyle w:val="TableText"/>
-            </w:pPr>
-            <w:r>
-              <w:t xml:space="preserve">Noam, hệ số</w:t>
+              <w:t xml:space="preserve">Tỉ lệ</w:t>
             </w:r>
             <w:r>
               <w:t xml:space="preserve"> </w:t>
@@ -12727,10 +12684,35 @@
               <w:rPr>
                 <w:rStyle w:val="VerbatimChar"/>
               </w:rPr>
-              <w:t xml:space="preserve">lr = 0,2</w:t>
-            </w:r>
-            <w:r>
-              <w:t xml:space="preserve">, warm-up 1.128 bước</w:t>
+              <w:t xml:space="preserve">&lt;unk&gt;</w:t>
+            </w:r>
+            <w:r>
+              <w:t xml:space="preserve"> </w:t>
+            </w:r>
+            <w:r>
+              <w:t xml:space="preserve">trên test</w:t>
+            </w:r>
+          </w:p>
+        </w:tc>
+        <w:tc>
+          <w:tcPr/>
+          <w:p>
+            <w:pPr>
+              <w:pStyle w:val="TableText"/>
+            </w:pPr>
+            <w:r>
+              <w:t xml:space="preserve">8,4%</w:t>
+            </w:r>
+          </w:p>
+        </w:tc>
+        <w:tc>
+          <w:tcPr/>
+          <w:p>
+            <w:pPr>
+              <w:pStyle w:val="TableText"/>
+            </w:pPr>
+            <w:r>
+              <w:t xml:space="preserve">Token không có trong từ điển train</w:t>
             </w:r>
           </w:p>
         </w:tc>
@@ -12746,29 +12728,29 @@
               <w:pStyle w:val="TableText"/>
             </w:pPr>
             <w:r>
-              <w:t xml:space="preserve">Thời gian huấn luyện</w:t>
-            </w:r>
-          </w:p>
-        </w:tc>
-        <w:tc>
-          <w:tcPr/>
-          <w:p>
-            <w:pPr>
-              <w:pStyle w:val="TableText"/>
-            </w:pPr>
-            <w:r>
-              <w:t xml:space="preserve">khoảng 3 phút 35 giây</w:t>
-            </w:r>
-          </w:p>
-        </w:tc>
-        <w:tc>
-          <w:tcPr/>
-          <w:p>
-            <w:pPr>
-              <w:pStyle w:val="TableText"/>
-            </w:pPr>
-            <w:r>
-              <w:t xml:space="preserve">15 epoch, Apple M1 Pro (MPS)</w:t>
+              <w:t xml:space="preserve">Tổng số tham số</w:t>
+            </w:r>
+          </w:p>
+        </w:tc>
+        <w:tc>
+          <w:tcPr/>
+          <w:p>
+            <w:pPr>
+              <w:pStyle w:val="TableText"/>
+            </w:pPr>
+            <w:r>
+              <w:t xml:space="preserve">1.801.987</w:t>
+            </w:r>
+          </w:p>
+        </w:tc>
+        <w:tc>
+          <w:tcPr/>
+          <w:p>
+            <w:pPr>
+              <w:pStyle w:val="TableText"/>
+            </w:pPr>
+            <w:r>
+              <w:t xml:space="preserve">67% nằm ở lớp embedding</w:t>
             </w:r>
           </w:p>
         </w:tc>
@@ -12784,27 +12766,42 @@
               <w:pStyle w:val="TableText"/>
             </w:pPr>
             <w:r>
-              <w:t xml:space="preserve">Train loss (epoch 1 đến 15)</w:t>
-            </w:r>
-          </w:p>
-        </w:tc>
-        <w:tc>
-          <w:tcPr/>
-          <w:p>
-            <w:pPr>
-              <w:pStyle w:val="TableText"/>
-            </w:pPr>
-            <w:r>
-              <w:t xml:space="preserve">Giảm từ 1,0502 xuống 0,3570</w:t>
-            </w:r>
-          </w:p>
-        </w:tc>
-        <w:tc>
-          <w:tcPr/>
-          <w:p>
-            <w:pPr>
-              <w:pStyle w:val="TableText"/>
-            </w:pPr>
+              <w:t xml:space="preserve">Learning rate đỉnh</w:t>
+            </w:r>
+          </w:p>
+        </w:tc>
+        <w:tc>
+          <w:tcPr/>
+          <w:p>
+            <w:pPr>
+              <w:pStyle w:val="TableText"/>
+            </w:pPr>
+            <w:r>
+              <w:t xml:space="preserve">khoảng 5,3×10⁻⁴</w:t>
+            </w:r>
+          </w:p>
+        </w:tc>
+        <w:tc>
+          <w:tcPr/>
+          <w:p>
+            <w:pPr>
+              <w:pStyle w:val="TableText"/>
+            </w:pPr>
+            <w:r>
+              <w:t xml:space="preserve">Noam, hệ số</w:t>
+            </w:r>
+            <w:r>
+              <w:t xml:space="preserve"> </w:t>
+            </w:r>
+            <w:r>
+              <w:rPr>
+                <w:rStyle w:val="VerbatimChar"/>
+              </w:rPr>
+              <w:t xml:space="preserve">lr = 0,2</w:t>
+            </w:r>
+            <w:r>
+              <w:t xml:space="preserve">, warm-up 1.128 bước</w:t>
+            </w:r>
           </w:p>
         </w:tc>
       </w:tr>
@@ -12819,29 +12816,29 @@
               <w:pStyle w:val="TableText"/>
             </w:pPr>
             <w:r>
-              <w:t xml:space="preserve">Dev macro-F1 tốt nhất</w:t>
-            </w:r>
-          </w:p>
-        </w:tc>
-        <w:tc>
-          <w:tcPr/>
-          <w:p>
-            <w:pPr>
-              <w:pStyle w:val="TableText"/>
-            </w:pPr>
-            <w:r>
-              <w:t xml:space="preserve">0,6156</w:t>
-            </w:r>
-          </w:p>
-        </w:tc>
-        <w:tc>
-          <w:tcPr/>
-          <w:p>
-            <w:pPr>
-              <w:pStyle w:val="TableText"/>
-            </w:pPr>
-            <w:r>
-              <w:t xml:space="preserve">Epoch 11</w:t>
+              <w:t xml:space="preserve">Thời gian huấn luyện</w:t>
+            </w:r>
+          </w:p>
+        </w:tc>
+        <w:tc>
+          <w:tcPr/>
+          <w:p>
+            <w:pPr>
+              <w:pStyle w:val="TableText"/>
+            </w:pPr>
+            <w:r>
+              <w:t xml:space="preserve">khoảng 3 phút 35 giây</w:t>
+            </w:r>
+          </w:p>
+        </w:tc>
+        <w:tc>
+          <w:tcPr/>
+          <w:p>
+            <w:pPr>
+              <w:pStyle w:val="TableText"/>
+            </w:pPr>
+            <w:r>
+              <w:t xml:space="preserve">15 epoch, Apple M1 Pro (MPS)</w:t>
             </w:r>
           </w:p>
         </w:tc>
@@ -12857,30 +12854,27 @@
               <w:pStyle w:val="TableText"/>
             </w:pPr>
             <w:r>
-              <w:t xml:space="preserve">Test accuracy</w:t>
-            </w:r>
-          </w:p>
-        </w:tc>
-        <w:tc>
-          <w:tcPr/>
-          <w:p>
-            <w:pPr>
-              <w:pStyle w:val="TableText"/>
-            </w:pPr>
-            <w:r>
-              <w:t xml:space="preserve">0,8286</w:t>
-            </w:r>
-          </w:p>
-        </w:tc>
-        <w:tc>
-          <w:tcPr/>
-          <w:p>
-            <w:pPr>
-              <w:pStyle w:val="TableText"/>
-            </w:pPr>
-            <w:r>
-              <w:t xml:space="preserve">1.145 trên 6.680 mẫu dự đoán sai (17,1%)</w:t>
-            </w:r>
+              <w:t xml:space="preserve">Train loss (epoch 1 đến 15)</w:t>
+            </w:r>
+          </w:p>
+        </w:tc>
+        <w:tc>
+          <w:tcPr/>
+          <w:p>
+            <w:pPr>
+              <w:pStyle w:val="TableText"/>
+            </w:pPr>
+            <w:r>
+              <w:t xml:space="preserve">Giảm từ 1,0502 xuống 0,3570</w:t>
+            </w:r>
+          </w:p>
+        </w:tc>
+        <w:tc>
+          <w:tcPr/>
+          <w:p>
+            <w:pPr>
+              <w:pStyle w:val="TableText"/>
+            </w:pPr>
           </w:p>
         </w:tc>
       </w:tr>
@@ -12895,6 +12889,82 @@
               <w:pStyle w:val="TableText"/>
             </w:pPr>
             <w:r>
+              <w:t xml:space="preserve">Dev macro-F1 tốt nhất</w:t>
+            </w:r>
+          </w:p>
+        </w:tc>
+        <w:tc>
+          <w:tcPr/>
+          <w:p>
+            <w:pPr>
+              <w:pStyle w:val="TableText"/>
+            </w:pPr>
+            <w:r>
+              <w:t xml:space="preserve">0,6156</w:t>
+            </w:r>
+          </w:p>
+        </w:tc>
+        <w:tc>
+          <w:tcPr/>
+          <w:p>
+            <w:pPr>
+              <w:pStyle w:val="TableText"/>
+            </w:pPr>
+            <w:r>
+              <w:t xml:space="preserve">Epoch 11</w:t>
+            </w:r>
+          </w:p>
+        </w:tc>
+      </w:tr>
+      <w:tr>
+        <w:trPr>
+          <w:cantSplit/>
+        </w:trPr>
+        <w:tc>
+          <w:tcPr/>
+          <w:p>
+            <w:pPr>
+              <w:pStyle w:val="TableText"/>
+            </w:pPr>
+            <w:r>
+              <w:t xml:space="preserve">Test accuracy</w:t>
+            </w:r>
+          </w:p>
+        </w:tc>
+        <w:tc>
+          <w:tcPr/>
+          <w:p>
+            <w:pPr>
+              <w:pStyle w:val="TableText"/>
+            </w:pPr>
+            <w:r>
+              <w:t xml:space="preserve">0,8286</w:t>
+            </w:r>
+          </w:p>
+        </w:tc>
+        <w:tc>
+          <w:tcPr/>
+          <w:p>
+            <w:pPr>
+              <w:pStyle w:val="TableText"/>
+            </w:pPr>
+            <w:r>
+              <w:t xml:space="preserve">1.145 trên 6.680 mẫu dự đoán sai (17,1%)</w:t>
+            </w:r>
+          </w:p>
+        </w:tc>
+      </w:tr>
+      <w:tr>
+        <w:trPr>
+          <w:cantSplit/>
+        </w:trPr>
+        <w:tc>
+          <w:tcPr/>
+          <w:p>
+            <w:pPr>
+              <w:pStyle w:val="TableText"/>
+            </w:pPr>
+            <w:r>
               <w:rPr>
                 <w:b/>
                 <w:bCs/>
@@ -12941,18 +13011,88 @@
               <w:pStyle w:val="TableText"/>
             </w:pPr>
             <w:r>
-              <w:t xml:space="preserve">F1 CLEAN; OFFENSIVE; HATE (test)</w:t>
-            </w:r>
-          </w:p>
-        </w:tc>
-        <w:tc>
-          <w:tcPr/>
-          <w:p>
-            <w:pPr>
-              <w:pStyle w:val="TableText"/>
-            </w:pPr>
-            <w:r>
-              <w:t xml:space="preserve">0,9109; 0,3871; 0,5269</w:t>
+              <w:t xml:space="preserve">F1 lớp CLEAN (test)</w:t>
+            </w:r>
+          </w:p>
+        </w:tc>
+        <w:tc>
+          <w:tcPr/>
+          <w:p>
+            <w:pPr>
+              <w:pStyle w:val="TableText"/>
+            </w:pPr>
+            <w:r>
+              <w:t xml:space="preserve">0,9109</w:t>
+            </w:r>
+          </w:p>
+        </w:tc>
+        <w:tc>
+          <w:tcPr/>
+          <w:p>
+            <w:pPr>
+              <w:pStyle w:val="TableText"/>
+            </w:pPr>
+          </w:p>
+        </w:tc>
+      </w:tr>
+      <w:tr>
+        <w:trPr>
+          <w:cantSplit/>
+        </w:trPr>
+        <w:tc>
+          <w:tcPr/>
+          <w:p>
+            <w:pPr>
+              <w:pStyle w:val="TableText"/>
+            </w:pPr>
+            <w:r>
+              <w:t xml:space="preserve">F1 lớp OFFENSIVE (test)</w:t>
+            </w:r>
+          </w:p>
+        </w:tc>
+        <w:tc>
+          <w:tcPr/>
+          <w:p>
+            <w:pPr>
+              <w:pStyle w:val="TableText"/>
+            </w:pPr>
+            <w:r>
+              <w:t xml:space="preserve">0,3871</w:t>
+            </w:r>
+          </w:p>
+        </w:tc>
+        <w:tc>
+          <w:tcPr/>
+          <w:p>
+            <w:pPr>
+              <w:pStyle w:val="TableText"/>
+            </w:pPr>
+          </w:p>
+        </w:tc>
+      </w:tr>
+      <w:tr>
+        <w:trPr>
+          <w:cantSplit/>
+        </w:trPr>
+        <w:tc>
+          <w:tcPr/>
+          <w:p>
+            <w:pPr>
+              <w:pStyle w:val="TableText"/>
+            </w:pPr>
+            <w:r>
+              <w:t xml:space="preserve">F1 lớp HATE (test)</w:t>
+            </w:r>
+          </w:p>
+        </w:tc>
+        <w:tc>
+          <w:tcPr/>
+          <w:p>
+            <w:pPr>
+              <w:pStyle w:val="TableText"/>
+            </w:pPr>
+            <w:r>
+              <w:t xml:space="preserve">0,5269</w:t>
             </w:r>
           </w:p>
         </w:tc>
@@ -13196,7 +13336,7 @@
         <w:t xml:space="preserve"> </w:t>
       </w:r>
       <w:r>
-        <w:t xml:space="preserve">của một bộ phân loại đoán đều ba lớp. Nhóm phát hiện lỗi này khi phân tích kết quả, và thực hiện thêm các lần chạy với cùng dữ liệu, cùng kiến trúc và cùng seed, chỉ thay đổi hệ số learning rate và vị trí LayerNorm (Bảng 10, Hình 8).</w:t>
+        <w:t xml:space="preserve">của một bộ phân loại đoán đều ba lớp. Nhóm phát hiện lỗi này khi phân tích kết quả và thực hiện thêm các lần chạy với cùng dữ liệu, cùng kiến trúc và cùng seed, chỉ thay đổi hệ số learning rate và vị trí LayerNorm (Bảng 10, Hình 8).</w:t>
       </w:r>
     </w:p>
     <w:tbl>
@@ -13207,15 +13347,17 @@
         <w:tblLook w:firstRow="1" w:lastRow="0" w:firstColumn="0" w:lastColumn="0" w:noHBand="0" w:noVBand="0" w:val="0020"/>
       </w:tblPr>
       <w:tblGrid>
-        <w:gridCol w:w="519"/>
-        <w:gridCol w:w="1038"/>
-        <w:gridCol w:w="519"/>
-        <w:gridCol w:w="1038"/>
-        <w:gridCol w:w="779"/>
-        <w:gridCol w:w="1428"/>
-        <w:gridCol w:w="779"/>
-        <w:gridCol w:w="779"/>
-        <w:gridCol w:w="1038"/>
+        <w:gridCol w:w="650"/>
+        <w:gridCol w:w="800"/>
+        <w:gridCol w:w="540"/>
+        <w:gridCol w:w="950"/>
+        <w:gridCol w:w="840"/>
+        <w:gridCol w:w="960"/>
+        <w:gridCol w:w="780"/>
+        <w:gridCol w:w="780"/>
+        <w:gridCol w:w="923"/>
+        <w:gridCol w:w="924"/>
+        <w:gridCol w:w="924"/>
       </w:tblGrid>
       <w:tr>
         <w:trPr>
@@ -13331,7 +13473,29 @@
               <w:pStyle w:val="TableTextSmall"/>
             </w:pPr>
             <w:r>
-              <w:t xml:space="preserve">F1 CLEAN; OFF; HATE</w:t>
+              <w:t xml:space="preserve">F1 CLEAN</w:t>
+            </w:r>
+          </w:p>
+        </w:tc>
+        <w:tc>
+          <w:tcPr/>
+          <w:p>
+            <w:pPr>
+              <w:pStyle w:val="TableTextSmall"/>
+            </w:pPr>
+            <w:r>
+              <w:t xml:space="preserve">F1 OFF</w:t>
+            </w:r>
+          </w:p>
+        </w:tc>
+        <w:tc>
+          <w:tcPr/>
+          <w:p>
+            <w:pPr>
+              <w:pStyle w:val="TableTextSmall"/>
+            </w:pPr>
+            <w:r>
+              <w:t xml:space="preserve">F1 HATE</w:t>
             </w:r>
           </w:p>
         </w:tc>
@@ -13435,7 +13599,29 @@
               <w:pStyle w:val="TableTextSmall"/>
             </w:pPr>
             <w:r>
-              <w:t xml:space="preserve">0,716; 0,141; 0,277</w:t>
+              <w:t xml:space="preserve">0,716</w:t>
+            </w:r>
+          </w:p>
+        </w:tc>
+        <w:tc>
+          <w:tcPr/>
+          <w:p>
+            <w:pPr>
+              <w:pStyle w:val="TableTextSmall"/>
+            </w:pPr>
+            <w:r>
+              <w:t xml:space="preserve">0,141</w:t>
+            </w:r>
+          </w:p>
+        </w:tc>
+        <w:tc>
+          <w:tcPr/>
+          <w:p>
+            <w:pPr>
+              <w:pStyle w:val="TableTextSmall"/>
+            </w:pPr>
+            <w:r>
+              <w:t xml:space="preserve">0,277</w:t>
             </w:r>
           </w:p>
         </w:tc>
@@ -13539,7 +13725,29 @@
               <w:pStyle w:val="TableTextSmall"/>
             </w:pPr>
             <w:r>
-              <w:t xml:space="preserve">0,790; 0,089; 0,340</w:t>
+              <w:t xml:space="preserve">0,790</w:t>
+            </w:r>
+          </w:p>
+        </w:tc>
+        <w:tc>
+          <w:tcPr/>
+          <w:p>
+            <w:pPr>
+              <w:pStyle w:val="TableTextSmall"/>
+            </w:pPr>
+            <w:r>
+              <w:t xml:space="preserve">0,089</w:t>
+            </w:r>
+          </w:p>
+        </w:tc>
+        <w:tc>
+          <w:tcPr/>
+          <w:p>
+            <w:pPr>
+              <w:pStyle w:val="TableTextSmall"/>
+            </w:pPr>
+            <w:r>
+              <w:t xml:space="preserve">0,340</w:t>
             </w:r>
           </w:p>
         </w:tc>
@@ -13679,7 +13887,37 @@
                 <w:b/>
                 <w:bCs/>
               </w:rPr>
-              <w:t xml:space="preserve">0,911; 0,387; 0,527</w:t>
+              <w:t xml:space="preserve">0,911</w:t>
+            </w:r>
+          </w:p>
+        </w:tc>
+        <w:tc>
+          <w:tcPr/>
+          <w:p>
+            <w:pPr>
+              <w:pStyle w:val="TableTextSmall"/>
+            </w:pPr>
+            <w:r>
+              <w:rPr>
+                <w:b/>
+                <w:bCs/>
+              </w:rPr>
+              <w:t xml:space="preserve">0,387</w:t>
+            </w:r>
+          </w:p>
+        </w:tc>
+        <w:tc>
+          <w:tcPr/>
+          <w:p>
+            <w:pPr>
+              <w:pStyle w:val="TableTextSmall"/>
+            </w:pPr>
+            <w:r>
+              <w:rPr>
+                <w:b/>
+                <w:bCs/>
+              </w:rPr>
+              <w:t xml:space="preserve">0,527</w:t>
             </w:r>
           </w:p>
         </w:tc>
@@ -13783,7 +14021,29 @@
               <w:pStyle w:val="TableTextSmall"/>
             </w:pPr>
             <w:r>
-              <w:t xml:space="preserve">0,904; 0,354; 0,539</w:t>
+              <w:t xml:space="preserve">0,904</w:t>
+            </w:r>
+          </w:p>
+        </w:tc>
+        <w:tc>
+          <w:tcPr/>
+          <w:p>
+            <w:pPr>
+              <w:pStyle w:val="TableTextSmall"/>
+            </w:pPr>
+            <w:r>
+              <w:t xml:space="preserve">0,354</w:t>
+            </w:r>
+          </w:p>
+        </w:tc>
+        <w:tc>
+          <w:tcPr/>
+          <w:p>
+            <w:pPr>
+              <w:pStyle w:val="TableTextSmall"/>
+            </w:pPr>
+            <w:r>
+              <w:t xml:space="preserve">0,539</w:t>
             </w:r>
           </w:p>
         </w:tc>
@@ -13887,7 +14147,29 @@
               <w:pStyle w:val="TableTextSmall"/>
             </w:pPr>
             <w:r>
-              <w:t xml:space="preserve">0,917; 0,363; 0,533</w:t>
+              <w:t xml:space="preserve">0,917</w:t>
+            </w:r>
+          </w:p>
+        </w:tc>
+        <w:tc>
+          <w:tcPr/>
+          <w:p>
+            <w:pPr>
+              <w:pStyle w:val="TableTextSmall"/>
+            </w:pPr>
+            <w:r>
+              <w:t xml:space="preserve">0,363</w:t>
+            </w:r>
+          </w:p>
+        </w:tc>
+        <w:tc>
+          <w:tcPr/>
+          <w:p>
+            <w:pPr>
+              <w:pStyle w:val="TableTextSmall"/>
+            </w:pPr>
+            <w:r>
+              <w:t xml:space="preserve">0,533</w:t>
             </w:r>
           </w:p>
         </w:tc>
@@ -14500,7 +14782,7 @@
         <w:pStyle w:val="BodyText"/>
       </w:pPr>
       <w:r>
-        <w:t xml:space="preserve">Test macro-F1 của từng seed lần lượt là 0,6083; 0,6141 và 0,5983 với Post-LN, và 0,6045; 0,6092 và 0,5950 với Pre-LN. Chênh lệch trung bình giữa hai kiến trúc (0,004) nhỏ hơn độ lệch chuẩn của mỗi kiến trúc (khoảng từ 0,007 đến 0,008), và khoảng giá trị của hai bên chồng lấn nhau. Do đó, trên bộ dữ liệu và quy mô mô hình này,</w:t>
+        <w:t xml:space="preserve">Với Post-LN, test macro-F1 của seed 42 là 0,6083, seed 43 là 0,6141 và seed 44 là 0,5983. Với Pre-LN, các giá trị tương ứng là 0,6045 (seed 42), 0,6092 (seed 43) và 0,5950 (seed 44). Chênh lệch trung bình giữa hai kiến trúc (0,004) nhỏ hơn độ lệch chuẩn của mỗi kiến trúc (khoảng từ 0,007 đến 0,008) và khoảng giá trị của hai bên chồng lấn nhau. Do đó, trên bộ dữ liệu và quy mô mô hình này,</w:t>
       </w:r>
       <w:r>
         <w:t xml:space="preserve"> </w:t>
@@ -14677,7 +14959,7 @@
         <w:t xml:space="preserve">transformers</w:t>
       </w:r>
       <w:r>
-        <w:t xml:space="preserve">, và không phải trọng tâm của đề tài. Cấu hình fine-tune gồm: tokenizer BPE của PhoBERT với độ dài tối đa 96 subword, 4 epoch, batch size 16, learning rate</w:t>
+        <w:t xml:space="preserve"> và không phải trọng tâm của đề tài. Cấu hình fine-tune gồm: tokenizer BPE của PhoBERT với độ dài tối đa 96 subword, 4 epoch, batch size 16, learning rate</w:t>
       </w:r>
       <w:r>
         <w:t xml:space="preserve"> </w:t>
@@ -14857,7 +15139,45 @@
               <w:pStyle w:val="TableText"/>
             </w:pPr>
             <w:r>
-              <w:t xml:space="preserve">Số lớp encoder; </w:t>
+              <w:t xml:space="preserve">Số lớp encoder</w:t>
+            </w:r>
+          </w:p>
+        </w:tc>
+        <w:tc>
+          <w:tcPr/>
+          <w:p>
+            <w:pPr>
+              <w:pStyle w:val="TableText"/>
+            </w:pPr>
+            <w:r>
+              <w:t xml:space="preserve">3</w:t>
+            </w:r>
+          </w:p>
+        </w:tc>
+        <w:tc>
+          <w:tcPr/>
+          <w:p>
+            <w:pPr>
+              <w:pStyle w:val="TableText"/>
+            </w:pPr>
+            <w:r>
+              <w:t xml:space="preserve">12</w:t>
+            </w:r>
+          </w:p>
+        </w:tc>
+      </w:tr>
+      <w:tr>
+        <w:trPr>
+          <w:cantSplit/>
+        </w:trPr>
+        <w:tc>
+          <w:tcPr/>
+          <w:p>
+            <w:pPr>
+              <w:pStyle w:val="TableText"/>
+            </w:pPr>
+            <w:r>
+              <w:t xml:space="preserve">Số chiều mô hình </w:t>
             </w:r>
             <w:r>
               <w:t xml:space="preserve"/>
@@ -14897,18 +15217,18 @@
               <w:pStyle w:val="TableText"/>
             </w:pPr>
             <w:r>
-              <w:t xml:space="preserve">3; 128</w:t>
-            </w:r>
-          </w:p>
-        </w:tc>
-        <w:tc>
-          <w:tcPr/>
-          <w:p>
-            <w:pPr>
-              <w:pStyle w:val="TableText"/>
-            </w:pPr>
-            <w:r>
-              <w:t xml:space="preserve">12; 768</w:t>
+              <w:t xml:space="preserve">128</w:t>
+            </w:r>
+          </w:p>
+        </w:tc>
+        <w:tc>
+          <w:tcPr/>
+          <w:p>
+            <w:pPr>
+              <w:pStyle w:val="TableText"/>
+            </w:pPr>
+            <w:r>
+              <w:t xml:space="preserve">768</w:t>
             </w:r>
           </w:p>
         </w:tc>
@@ -15126,29 +15446,105 @@
               <w:pStyle w:val="TableText"/>
             </w:pPr>
             <w:r>
-              <w:t xml:space="preserve">F1 CLEAN; OFFENSIVE; HATE</w:t>
-            </w:r>
-          </w:p>
-        </w:tc>
-        <w:tc>
-          <w:tcPr/>
-          <w:p>
-            <w:pPr>
-              <w:pStyle w:val="TableText"/>
-            </w:pPr>
-            <w:r>
-              <w:t xml:space="preserve">0,908; 0,378; 0,536</w:t>
-            </w:r>
-          </w:p>
-        </w:tc>
-        <w:tc>
-          <w:tcPr/>
-          <w:p>
-            <w:pPr>
-              <w:pStyle w:val="TableText"/>
-            </w:pPr>
-            <w:r>
-              <w:t xml:space="preserve">0,927; 0,440; 0,596</w:t>
+              <w:t xml:space="preserve">F1 lớp CLEAN</w:t>
+            </w:r>
+          </w:p>
+        </w:tc>
+        <w:tc>
+          <w:tcPr/>
+          <w:p>
+            <w:pPr>
+              <w:pStyle w:val="TableText"/>
+            </w:pPr>
+            <w:r>
+              <w:t xml:space="preserve">0,908</w:t>
+            </w:r>
+          </w:p>
+        </w:tc>
+        <w:tc>
+          <w:tcPr/>
+          <w:p>
+            <w:pPr>
+              <w:pStyle w:val="TableText"/>
+            </w:pPr>
+            <w:r>
+              <w:t xml:space="preserve">0,927</w:t>
+            </w:r>
+          </w:p>
+        </w:tc>
+      </w:tr>
+      <w:tr>
+        <w:trPr>
+          <w:cantSplit/>
+        </w:trPr>
+        <w:tc>
+          <w:tcPr/>
+          <w:p>
+            <w:pPr>
+              <w:pStyle w:val="TableText"/>
+            </w:pPr>
+            <w:r>
+              <w:t xml:space="preserve">F1 lớp OFFENSIVE</w:t>
+            </w:r>
+          </w:p>
+        </w:tc>
+        <w:tc>
+          <w:tcPr/>
+          <w:p>
+            <w:pPr>
+              <w:pStyle w:val="TableText"/>
+            </w:pPr>
+            <w:r>
+              <w:t xml:space="preserve">0,378</w:t>
+            </w:r>
+          </w:p>
+        </w:tc>
+        <w:tc>
+          <w:tcPr/>
+          <w:p>
+            <w:pPr>
+              <w:pStyle w:val="TableText"/>
+            </w:pPr>
+            <w:r>
+              <w:t xml:space="preserve">0,440</w:t>
+            </w:r>
+          </w:p>
+        </w:tc>
+      </w:tr>
+      <w:tr>
+        <w:trPr>
+          <w:cantSplit/>
+        </w:trPr>
+        <w:tc>
+          <w:tcPr/>
+          <w:p>
+            <w:pPr>
+              <w:pStyle w:val="TableText"/>
+            </w:pPr>
+            <w:r>
+              <w:t xml:space="preserve">F1 lớp HATE</w:t>
+            </w:r>
+          </w:p>
+        </w:tc>
+        <w:tc>
+          <w:tcPr/>
+          <w:p>
+            <w:pPr>
+              <w:pStyle w:val="TableText"/>
+            </w:pPr>
+            <w:r>
+              <w:t xml:space="preserve">0,536</w:t>
+            </w:r>
+          </w:p>
+        </w:tc>
+        <w:tc>
+          <w:tcPr/>
+          <w:p>
+            <w:pPr>
+              <w:pStyle w:val="TableText"/>
+            </w:pPr>
+            <w:r>
+              <w:t xml:space="preserve">0,596</w:t>
             </w:r>
           </w:p>
         </w:tc>
@@ -15227,7 +15623,7 @@
         <w:t xml:space="preserve"> </w:t>
       </w:r>
       <w:r>
-        <w:t xml:space="preserve">và accuracy 0,8286 ở lần chạy chính thức, trung bình ba seed là 0,6069 ± 0,0080. Kết quả này vượt xa các mốc tham chiếu đơn giản: luôn dự đoán CLEAN cho macro-F1 khoảng 0,30, còn đoán ngẫu nhiên đều ba lớp cho khoảng 0,25. Mô hình phát hiện được 62,7% số bình luận HATE (431 trên 688 mẫu), và các câu demo được phân loại đúng với độ tự tin cao.</w:t>
+        <w:t xml:space="preserve">và accuracy 0,8286 ở lần chạy chính thức, trung bình ba seed là 0,6069 ± 0,0080. Kết quả này vượt xa các mốc tham chiếu đơn giản: luôn dự đoán CLEAN cho macro-F1 khoảng 0,30, còn đoán ngẫu nhiên đều ba lớp cho khoảng 0,25. Mô hình phát hiện được 62,7% số bình luận HATE (431 trên 688 mẫu) và các câu demo được phân loại đúng với độ tự tin cao.</w:t>
       </w:r>
     </w:p>
     <w:p>
@@ -15257,7 +15653,7 @@
         <w:t xml:space="preserve"> </w:t>
       </w:r>
       <w:r>
-        <w:t xml:space="preserve">F1 của OFFENSIVE là 0,3871; trong 444 mẫu OFFENSIVE chỉ có 174 mẫu (39,2%) được dự đoán đúng, 147 mẫu (33,1%) bị nhầm thành CLEAN và 123 mẫu (27,7%) bị nhầm thành HATE. Điều này phản ánh cả việc lớp này có ít mẫu nhất (1.606 mẫu train), lẫn ranh giới vốn mơ hồ giữa OFFENSIVE và HATE [6]. Ví dụ câu</w:t>
+        <w:t xml:space="preserve">F1 của OFFENSIVE là 0,3871. Trong 444 mẫu OFFENSIVE chỉ có 174 mẫu (39,2%) được dự đoán đúng, 147 mẫu (33,1%) bị nhầm thành CLEAN và 123 mẫu (27,7%) bị nhầm thành HATE. Điều này phản ánh cả việc lớp này có ít mẫu nhất (1.606 mẫu train), lẫn ranh giới vốn mơ hồ giữa OFFENSIVE và HATE [6]. Ví dụ câu</w:t>
       </w:r>
       <w:r>
         <w:t xml:space="preserve"> </w:t>
@@ -15409,7 +15805,7 @@
         <w:t xml:space="preserve"> </w:t>
       </w:r>
       <w:r>
-        <w:t xml:space="preserve">8,4% token trên tập test bị mã hoá thành</w:t>
+        <w:t xml:space="preserve">Có 8,4% token trên tập test bị mã hoá thành</w:t>
       </w:r>
       <w:r>
         <w:t xml:space="preserve"> </w:t>
@@ -15516,7 +15912,7 @@
         <w:pStyle w:val="FirstParagraph"/>
       </w:pPr>
       <w:r>
-        <w:t xml:space="preserve">Qua đề tài, nhóm đã tìm hiểu bài toán phát hiện bình luận độc hại, các hướng tiếp cận chính, và đặc biệt là các thành phần cốt lõi của kiến trúc Transformer Encoder gồm token embedding, positional encoding hình sin, scaled dot-product attention, multi-head attention, feed-forward network, residual connection và layer normalization. Từ phần lý thuyết này, nhóm tự cài đặt được toàn bộ Transformer Encoder bằng các khối cơ bản của PyTorch, không dùng các lớp Transformer có sẵn hay mô hình pretrained. Nhóm cũng xây dựng một pipeline hoàn chỉnh: tiền xử lý và tách từ tiếng Việt, xây dựng từ điển, huấn luyện với weighted cross-entropy và lịch học Noam, đánh giá và suy luận trên câu mới.</w:t>
+        <w:t xml:space="preserve">Qua đề tài, nhóm đã tìm hiểu bài toán phát hiện bình luận độc hại, các hướng tiếp cận chính và đặc biệt là các thành phần cốt lõi của kiến trúc Transformer Encoder gồm token embedding, positional encoding hình sin, scaled dot-product attention, multi-head attention, feed-forward network, residual connection và layer normalization. Từ phần lý thuyết này, nhóm tự cài đặt được toàn bộ Transformer Encoder bằng các khối cơ bản của PyTorch, không dùng các lớp Transformer có sẵn hay mô hình pretrained. Nhóm cũng xây dựng một pipeline hoàn chỉnh: tiền xử lý và tách từ tiếng Việt, xây dựng từ điển, huấn luyện với weighted cross-entropy và lịch học Noam, đánh giá và suy luận trên câu mới.</w:t>
       </w:r>
     </w:p>
     <w:p>
@@ -15537,7 +15933,7 @@
         <w:t xml:space="preserve">accuracy 0,8286 và macro-F1 0,6083 trên tập test</w:t>
       </w:r>
       <w:r>
-        <w:t xml:space="preserve">, phát hiện được 62,7% số bình luận HATE. Qua ba seed, test macro-F1 trung bình là 0,6069 ± 0,0080. Làm mốc tham chiếu, PhoBERT fine-tune trên cùng dữ liệu đạt test macro-F1 0,6539: cao hơn khoảng 0,047, nhưng lớn gấp khoảng 75 lần và cần thời gian huấn luyện gấp khoảng 20 lần.</w:t>
+        <w:t xml:space="preserve">, phát hiện được 62,7% số bình luận HATE. Qua ba seed, test macro-F1 trung bình là 0,6069 ± 0,0080. Làm mốc tham chiếu, PhoBERT fine-tune trên cùng dữ liệu đạt test macro-F1 0,6539, cao hơn khoảng 0,047 nhưng lớn gấp khoảng 75 lần và cần thời gian huấn luyện gấp khoảng 20 lần.</w:t>
       </w:r>
     </w:p>
     <w:p>
@@ -15715,7 +16111,7 @@
         </w:numPr>
       </w:pPr>
       <w:r>
-        <w:t xml:space="preserve">Lớp OFFENSIVE vẫn khó phân biệt (F1 = 0,3871), thường bị nhầm với cả CLEAN lẫn HATE; precision của HATE còn thấp (0,4546). Mô hình vẫn kém PhoBERT ở cả ba lớp.</w:t>
+        <w:t xml:space="preserve">Lớp OFFENSIVE vẫn khó phân biệt (F1 = 0,3871), thường bị nhầm với cả CLEAN lẫn HATE. Precision của HATE còn thấp (0,4546). Mô hình vẫn kém PhoBERT ở cả ba lớp.</w:t>
       </w:r>
     </w:p>
     <w:p>
@@ -15727,7 +16123,7 @@
         </w:numPr>
       </w:pPr>
       <w:r>
-        <w:t xml:space="preserve">Mô hình được huấn luyện từ trọng số ngẫu nhiên, không có tri thức ngôn ngữ tiền huấn luyện, chỉ học từ khoảng 24 nghìn câu với phần lớn là CLEAN; mô hình bắt đầu overfitting từ khoảng epoch 7.</w:t>
+        <w:t xml:space="preserve">Mô hình được huấn luyện từ trọng số ngẫu nhiên, không có tri thức ngôn ngữ tiền huấn luyện, chỉ học từ khoảng 24 nghìn câu với phần lớn là CLEAN. Mô hình bắt đầu overfitting từ khoảng epoch 7.</w:t>
       </w:r>
     </w:p>
     <w:p>
@@ -15739,7 +16135,7 @@
         </w:numPr>
       </w:pPr>
       <w:r>
-        <w:t xml:space="preserve">Từ điển mức từ không xử lý được biến thể chính tả, teencode và từ mới; 8,4% token trên tập test là</w:t>
+        <w:t xml:space="preserve">Từ điển mức từ không xử lý được biến thể chính tả, teencode và từ mới. Có 8,4% token trên tập test là</w:t>
       </w:r>
       <w:r>
         <w:t xml:space="preserve"> </w:t>
@@ -15775,7 +16171,7 @@
         </w:numPr>
       </w:pPr>
       <w:r>
-        <w:t xml:space="preserve">Kết quả macro-F1 chênh lệch khoảng 0,01 giữa các lần chạy (backend MPS không tất định tuyệt đối). Đề tài mới đánh giá ba seed cho hai cấu hình chính và khảo sát ba mức learning rate; chưa khảo sát các siêu tham số khác (số lớp,</w:t>
+        <w:t xml:space="preserve">Kết quả macro-F1 chênh lệch khoảng 0,01 giữa các lần chạy (backend MPS không tất định tuyệt đối). Đề tài mới đánh giá ba seed cho hai cấu hình chính và khảo sát ba mức learning rate, chưa khảo sát các siêu tham số khác (số lớp,</w:t>
       </w:r>
       <w:r>
         <w:t xml:space="preserve"> </w:t>
@@ -15843,7 +16239,7 @@
         </w:numPr>
       </w:pPr>
       <w:r>
-        <w:t xml:space="preserve">Áp dụng early stopping theo dev macro-F1, tăng dropout hoặc weight decay để giảm overfitting; khảo sát thêm số lớp encoder,</w:t>
+        <w:t xml:space="preserve">Áp dụng early stopping theo dev macro-F1, tăng dropout hoặc weight decay để giảm overfitting, đồng thời khảo sát thêm số lớp encoder,</w:t>
       </w:r>
       <w:r>
         <w:t xml:space="preserve"> </w:t>

--- a/docs/report/BaoCao_Transformer_PhatHienBinhLuanDocHai.docx
+++ b/docs/report/BaoCao_Transformer_PhatHienBinhLuanDocHai.docx
@@ -110,10 +110,7 @@
         <w:pStyle w:val="CoverTitle"/>
       </w:pPr>
       <w:r>
-        <w:rPr>
-          <w:highlight w:val="yellow"/>
-        </w:rPr>
-        <w:t xml:space="preserve">[TÊN MÔN HỌC]</w:t>
+        <w:t xml:space="preserve">DEEP LEARNING</w:t>
       </w:r>
     </w:p>
     <w:p>
@@ -229,9 +226,6 @@
         <w:pStyle w:val="CoverInfo"/>
       </w:pPr>
       <w:r>
-        <w:rPr>
-          <w:highlight w:val="yellow"/>
-        </w:rPr>
         <w:t xml:space="preserve">2611320 -</w:t>
       </w:r>
       <w:r>
@@ -272,9 +266,8 @@
         <w:rPr>
           <w:i/>
           <w:iCs/>
-          <w:highlight w:val="yellow"/>
-        </w:rPr>
-        <w:t xml:space="preserve">[..]</w:t>
+        </w:rPr>
+        <w:t xml:space="preserve">10</w:t>
       </w:r>
       <w:r>
         <w:t xml:space="preserve"> </w:t>
@@ -524,9 +517,6 @@
               <w:pStyle w:val="TableText"/>
             </w:pPr>
             <w:r>
-              <w:rPr>
-                <w:highlight w:val="yellow"/>
-              </w:rPr>
               <w:t xml:space="preserve">2611320</w:t>
             </w:r>
           </w:p>
@@ -1465,6 +1455,18 @@
         </w:numPr>
       </w:pPr>
       <w:r>
+        <w:t xml:space="preserve">Xây dựng ứng dụng web minh hoạ (FastAPI và React) để gắn nhãn bình luận theo thời gian thực và trực quan hoá trọng số attention.</w:t>
+      </w:r>
+    </w:p>
+    <w:p>
+      <w:pPr>
+        <w:pStyle w:val="Compact"/>
+        <w:numPr>
+          <w:ilvl w:val="0"/>
+          <w:numId w:val="1004"/>
+        </w:numPr>
+      </w:pPr>
+      <w:r>
         <w:t xml:space="preserve">Phân tích, đánh giá kết quả đạt được, hạn chế và đề xuất hướng phát triển.</w:t>
       </w:r>
     </w:p>
@@ -1546,6 +1548,18 @@
       </w:pPr>
       <w:r>
         <w:t xml:space="preserve">Một notebook hoàn chỉnh, có thể chạy lại được, cài đặt Transformer Encoder từ đầu, huấn luyện và đánh giá trên ViHSD, kèm hàm suy luận cho câu bình luận mới.</w:t>
+      </w:r>
+    </w:p>
+    <w:p>
+      <w:pPr>
+        <w:pStyle w:val="Compact"/>
+        <w:numPr>
+          <w:ilvl w:val="0"/>
+          <w:numId w:val="1006"/>
+        </w:numPr>
+      </w:pPr>
+      <w:r>
+        <w:t xml:space="preserve">Một ứng dụng web minh hoạ cho phép nhập bình luận, nhận nhãn dự đoán ngay lập tức, xem các bước tiền xử lý và trọng số attention của từng câu.</w:t>
       </w:r>
     </w:p>
     <w:p>
@@ -4232,19 +4246,7 @@
         <w:t xml:space="preserve"> </w:t>
       </w:r>
       <w:r>
-        <w:t xml:space="preserve">(notebook</w:t>
-      </w:r>
-      <w:r>
-        <w:t xml:space="preserve"> </w:t>
-      </w:r>
-      <w:r>
-        <w:rPr>
-          <w:rStyle w:val="VerbatimChar"/>
-        </w:rPr>
-        <w:t xml:space="preserve">demo.ipynb</w:t>
-      </w:r>
-      <w:r>
-        <w:t xml:space="preserve">, trọng số khởi tạo ngẫu nhiên, chưa huấn luyện). Mỗi hàng của ma trận trọng số là một phân phối xác suất cho biết token truy vấn</w:t>
+        <w:t xml:space="preserve">(trọng số khởi tạo ngẫu nhiên, chưa huấn luyện). Mỗi hàng của ma trận trọng số là một phân phối xác suất cho biết token truy vấn</w:t>
       </w:r>
       <w:r>
         <w:t xml:space="preserve"> </w:t>
@@ -15893,6 +15895,584 @@
     </w:p>
     <w:p>
       <w:pPr>
+        <w:pStyle w:val="Heading2"/>
+      </w:pPr>
+      <w:r>
+        <w:t xml:space="preserve">3.6. Xây dựng ứng dụng minh hoạ</w:t>
+      </w:r>
+    </w:p>
+    <w:p>
+      <w:pPr>
+        <w:pStyle w:val="FirstParagraph"/>
+      </w:pPr>
+      <w:r>
+        <w:t xml:space="preserve">Để đưa mô hình ra khỏi notebook và quan sát cách nó hoạt động trong một tình huống gần với thực tế, nhóm xây dựng một ứng dụng web minh hoạ. Ứng dụng mô phỏng khung bình luận của mạng xã hội: người dùng nhập bình luận, mô hình gắn nhãn ngay lập tức, bình luận độc hại được làm mờ giống một hệ thống kiểm duyệt. Với mỗi bình luận, người dùng có thể xem lại toàn bộ quá trình xử lý, từ câu sau làm sạch, câu sau tách từ đến trọng số attention của từng layer và head.</w:t>
+      </w:r>
+    </w:p>
+    <w:p>
+      <w:pPr>
+        <w:pStyle w:val="Heading3"/>
+      </w:pPr>
+      <w:r>
+        <w:t xml:space="preserve">3.6.1. Kiến trúc hệ thống</w:t>
+      </w:r>
+    </w:p>
+    <w:p>
+      <w:pPr>
+        <w:pStyle w:val="FirstParagraph"/>
+      </w:pPr>
+      <w:r>
+        <w:t xml:space="preserve">Ứng dụng gồm ba thành phần, được minh hoạ trong Hình 9:</w:t>
+      </w:r>
+    </w:p>
+    <w:p>
+      <w:pPr>
+        <w:pStyle w:val="Compact"/>
+        <w:numPr>
+          <w:ilvl w:val="0"/>
+          <w:numId w:val="1013"/>
+        </w:numPr>
+      </w:pPr>
+      <w:r>
+        <w:rPr>
+          <w:b/>
+          <w:bCs/>
+        </w:rPr>
+        <w:t xml:space="preserve">Backend FastAPI.</w:t>
+      </w:r>
+      <w:r>
+        <w:t xml:space="preserve"> Khi khởi động, server nạp checkpoint, từ điển và cấu hình do notebook huấn luyện lưu ra (mục 3.4.2, Bước 7), đồng thời chạy mô hình trên toàn bộ tập test một lần và lưu kết quả vào bộ nhớ đệm. Server dùng lại đúng các hàm làm sạch và tách từ của notebook, nên câu được xử lý giống hệt lúc huấn luyện. Các endpoint chính gồm </w:t>
+      </w:r>
+      <w:r>
+        <w:rPr>
+          <w:rStyle w:val="VerbatimChar"/>
+        </w:rPr>
+        <w:t xml:space="preserve">/api/analyze</w:t>
+      </w:r>
+      <w:r>
+        <w:t xml:space="preserve"> (phân tích một câu, trả về nhãn, xác suất, token và ma trận attention của mọi layer và head), </w:t>
+      </w:r>
+      <w:r>
+        <w:rPr>
+          <w:rStyle w:val="VerbatimChar"/>
+        </w:rPr>
+        <w:t xml:space="preserve">/api/samples</w:t>
+      </w:r>
+      <w:r>
+        <w:t xml:space="preserve"> (lấy ngẫu nhiên câu từ tập test) và </w:t>
+      </w:r>
+      <w:r>
+        <w:rPr>
+          <w:rStyle w:val="VerbatimChar"/>
+        </w:rPr>
+        <w:t xml:space="preserve">/api/model</w:t>
+      </w:r>
+      <w:r>
+        <w:t xml:space="preserve"> (cấu hình và kết quả trên tập test). FastAPI tự sinh tài liệu API tại địa chỉ </w:t>
+      </w:r>
+      <w:r>
+        <w:rPr>
+          <w:rStyle w:val="VerbatimChar"/>
+        </w:rPr>
+        <w:t xml:space="preserve">/docs</w:t>
+      </w:r>
+      <w:r>
+        <w:t xml:space="preserve">.</w:t>
+      </w:r>
+    </w:p>
+    <w:p>
+      <w:pPr>
+        <w:pStyle w:val="Compact"/>
+        <w:numPr>
+          <w:ilvl w:val="0"/>
+          <w:numId w:val="1013"/>
+        </w:numPr>
+      </w:pPr>
+      <w:r>
+        <w:rPr>
+          <w:b/>
+          <w:bCs/>
+        </w:rPr>
+        <w:t xml:space="preserve">Giao diện web.</w:t>
+      </w:r>
+      <w:r>
+        <w:t xml:space="preserve"> Viết bằng React, TypeScript và Tailwind CSS, giao tiếp với backend qua HTTP và JSON. Giao diện được build thành các file tĩnh và do chính FastAPI phục vụ trên cùng một cổng, nên toàn bộ ứng dụng chạy bằng một lệnh </w:t>
+      </w:r>
+      <w:r>
+        <w:rPr>
+          <w:rStyle w:val="VerbatimChar"/>
+        </w:rPr>
+        <w:t xml:space="preserve">make start</w:t>
+      </w:r>
+      <w:r>
+        <w:t xml:space="preserve">.</w:t>
+      </w:r>
+    </w:p>
+    <w:p>
+      <w:pPr>
+        <w:pStyle w:val="Compact"/>
+        <w:numPr>
+          <w:ilvl w:val="0"/>
+          <w:numId w:val="1013"/>
+        </w:numPr>
+      </w:pPr>
+      <w:r>
+        <w:rPr>
+          <w:b/>
+          <w:bCs/>
+        </w:rPr>
+        <w:t xml:space="preserve">Dữ liệu và mô hình.</w:t>
+      </w:r>
+      <w:r>
+        <w:t xml:space="preserve"> Gồm checkpoint, từ điển, file cấu hình và tập test ViHSD. Ứng dụng không huấn luyện lại mô hình mà chỉ đọc các file này.</w:t>
+      </w:r>
+    </w:p>
+    <w:p>
+      <w:pPr>
+        <w:pStyle w:val="Figure"/>
+      </w:pPr>
+      <w:r>
+        <w:drawing>
+          <wp:inline>
+            <wp:extent cx="5753100" cy="2275090"/>
+            <wp:effectExtent b="0" l="0" r="0" t="0"/>
+            <wp:docPr descr="" title="" id="200" name="Picture"/>
+            <a:graphic>
+              <a:graphicData uri="http://schemas.openxmlformats.org/drawingml/2006/picture">
+                <pic:pic>
+                  <pic:nvPicPr>
+                    <pic:cNvPr descr="report/images/hinh9_kien_truc_ung_dung.png" id="201" name="Picture"/>
+                    <pic:cNvPicPr>
+                      <a:picLocks noChangeArrowheads="1" noChangeAspect="1"/>
+                    </pic:cNvPicPr>
+                  </pic:nvPicPr>
+                  <pic:blipFill>
+                    <a:blip r:embed="rIdApp9"/>
+                    <a:stretch>
+                      <a:fillRect/>
+                    </a:stretch>
+                  </pic:blipFill>
+                  <pic:spPr bwMode="auto">
+                    <a:xfrm>
+                      <a:off x="0" y="0"/>
+                      <a:ext cx="5753100" cy="2275090"/>
+                    </a:xfrm>
+                    <a:prstGeom prst="rect">
+                      <a:avLst/>
+                    </a:prstGeom>
+                    <a:noFill/>
+                    <a:ln w="9525">
+                      <a:noFill/>
+                      <a:headEnd/>
+                      <a:tailEnd/>
+                    </a:ln>
+                  </pic:spPr>
+                </pic:pic>
+              </a:graphicData>
+            </a:graphic>
+          </wp:inline>
+        </w:drawing>
+      </w:r>
+    </w:p>
+    <w:p>
+      <w:pPr>
+        <w:pStyle w:val="ImageCaption"/>
+      </w:pPr>
+      <w:r>
+        <w:t xml:space="preserve">Hình 9: Kiến trúc ứng dụng minh hoạ</w:t>
+      </w:r>
+    </w:p>
+    <w:p>
+      <w:pPr>
+        <w:pStyle w:val="FirstParagraph"/>
+      </w:pPr>
+      <w:r>
+        <w:t xml:space="preserve">Khi suy luận, ứng dụng chạy mô hình trên CPU. Do backend MPS không tất định (mục 3.4.4), kết quả trên tập test mà ứng dụng tính lại (accuracy 0,8308 và macro-F1 0,6105) lệch nhẹ so với lần chạy chính thức ở Bảng 9 (0,8286 và 0,6083).</w:t>
+      </w:r>
+    </w:p>
+    <w:p>
+      <w:pPr>
+        <w:pStyle w:val="Heading3"/>
+      </w:pPr>
+      <w:r>
+        <w:t xml:space="preserve">3.6.2. Các chức năng chính</w:t>
+      </w:r>
+    </w:p>
+    <w:p>
+      <w:pPr>
+        <w:pStyle w:val="FirstParagraph"/>
+      </w:pPr>
+      <w:r>
+        <w:rPr>
+          <w:b/>
+          <w:bCs/>
+        </w:rPr>
+        <w:t xml:space="preserve">Mô phỏng bình luận.</w:t>
+      </w:r>
+      <w:r>
+        <w:t xml:space="preserve"> Đây là màn hình chính của ứng dụng (Hình 10). Người dùng nhập bình luận và bấm Enter để gửi. Có thể gửi liên tục mà không cần chờ kết quả của bình luận trước. Mỗi bình luận được gắn nhãn CLEAN, OFFENSIVE hoặc HATE kèm độ tin cậy, viền bên trái tô theo màu của nhãn. Khi bật chế độ </w:t>
+      </w:r>
+      <w:r>
+        <w:rPr>
+          <w:b/>
+          <w:bCs/>
+        </w:rPr>
+        <w:t xml:space="preserve">Ẩn bình luận độc hại</w:t>
+      </w:r>
+      <w:r>
+        <w:t xml:space="preserve">, các bình luận OFFENSIVE và HATE bị làm mờ kèm cảnh báo, người dùng bấm </w:t>
+      </w:r>
+      <w:r>
+        <w:rPr>
+          <w:b/>
+          <w:bCs/>
+        </w:rPr>
+        <w:t xml:space="preserve">Xem</w:t>
+      </w:r>
+      <w:r>
+        <w:t xml:space="preserve"> để hiện nội dung. Câu chỉ chứa đường dẫn hoặc mention sẽ rỗng sau khi làm sạch và được gắn nhãn TRỐNG. Phía trên khung bình luận có thống kê số bình luận theo từng nhãn. Lịch sử bình luận được lưu trong trình duyệt nên không mất khi tải lại trang.</w:t>
+      </w:r>
+    </w:p>
+    <w:p>
+      <w:pPr>
+        <w:pStyle w:val="Figure"/>
+      </w:pPr>
+      <w:r>
+        <w:drawing>
+          <wp:inline>
+            <wp:extent cx="5063736" cy="4680000"/>
+            <wp:effectExtent b="0" l="0" r="0" t="0"/>
+            <wp:docPr descr="" title="" id="202" name="Picture"/>
+            <a:graphic>
+              <a:graphicData uri="http://schemas.openxmlformats.org/drawingml/2006/picture">
+                <pic:pic>
+                  <pic:nvPicPr>
+                    <pic:cNvPr descr="report/images/hinh10_mo_phong_binh_luan.png" id="203" name="Picture"/>
+                    <pic:cNvPicPr>
+                      <a:picLocks noChangeArrowheads="1" noChangeAspect="1"/>
+                    </pic:cNvPicPr>
+                  </pic:nvPicPr>
+                  <pic:blipFill>
+                    <a:blip r:embed="rIdApp10"/>
+                    <a:stretch>
+                      <a:fillRect/>
+                    </a:stretch>
+                  </pic:blipFill>
+                  <pic:spPr bwMode="auto">
+                    <a:xfrm>
+                      <a:off x="0" y="0"/>
+                      <a:ext cx="5063736" cy="4680000"/>
+                    </a:xfrm>
+                    <a:prstGeom prst="rect">
+                      <a:avLst/>
+                    </a:prstGeom>
+                    <a:noFill/>
+                    <a:ln w="9525">
+                      <a:noFill/>
+                      <a:headEnd/>
+                      <a:tailEnd/>
+                    </a:ln>
+                  </pic:spPr>
+                </pic:pic>
+              </a:graphicData>
+            </a:graphic>
+          </wp:inline>
+        </w:drawing>
+      </w:r>
+    </w:p>
+    <w:p>
+      <w:pPr>
+        <w:pStyle w:val="ImageCaption"/>
+      </w:pPr>
+      <w:r>
+        <w:t xml:space="preserve">Hình 10: Màn hình mô phỏng bình luận, hai bình luận HATE đang bị làm mờ</w:t>
+      </w:r>
+    </w:p>
+    <w:p>
+      <w:pPr>
+        <w:pStyle w:val="FirstParagraph"/>
+      </w:pPr>
+      <w:r>
+        <w:t xml:space="preserve">Các ví dụ trong Hình 10 cho thấy mô hình phân biệt được một số trường hợp tinh tế. Câu </w:t>
+      </w:r>
+      <w:r>
+        <w:rPr>
+          <w:b/>
+          <w:bCs/>
+        </w:rPr>
+        <w:t xml:space="preserve">“Bài này viết dở quá, đọc mà buồn ngủ”</w:t>
+      </w:r>
+      <w:r>
+        <w:t xml:space="preserve"> mang ý chê nhưng không chứa từ ngữ xúc phạm nên được gán CLEAN. Câu </w:t>
+      </w:r>
+      <w:r>
+        <w:rPr>
+          <w:b/>
+          <w:bCs/>
+        </w:rPr>
+        <w:t xml:space="preserve">“Mẹ nó chứ, lại hết hàng rồi”</w:t>
+      </w:r>
+      <w:r>
+        <w:t xml:space="preserve"> có từ ngữ thô tục nhưng không nhắm vào ai nên được gán OFFENSIVE, đúng với định nghĩa của ViHSD (mục 2.1). Câu </w:t>
+      </w:r>
+      <w:r>
+        <w:rPr>
+          <w:b/>
+          <w:bCs/>
+        </w:rPr>
+        <w:t xml:space="preserve">“Thằng ngu này nói chuyện chán vãi”</w:t>
+      </w:r>
+      <w:r>
+        <w:t xml:space="preserve"> nhắm vào một người cụ thể nên được gán HATE.</w:t>
+      </w:r>
+    </w:p>
+    <w:p>
+      <w:pPr>
+        <w:pStyle w:val="BodyText"/>
+      </w:pPr>
+      <w:r>
+        <w:rPr>
+          <w:b/>
+          <w:bCs/>
+        </w:rPr>
+        <w:t xml:space="preserve">Chi tiết bình luận.</w:t>
+      </w:r>
+      <w:r>
+        <w:t xml:space="preserve"> Khi bấm vào một bình luận, ứng dụng mở cửa sổ chi tiết (Hình 11) gồm bốn phần: bình luận gốc, nhãn dự đoán kèm xác suất của ba lớp, các bước tiền xử lý (câu sau làm sạch, câu sau tách từ, số token, số token </w:t>
+      </w:r>
+      <w:r>
+        <w:rPr>
+          <w:rStyle w:val="VerbatimChar"/>
+        </w:rPr>
+        <w:t xml:space="preserve">&lt;unk&gt;</w:t>
+      </w:r>
+      <w:r>
+        <w:t xml:space="preserve">) và trọng số self-attention. Ở phần attention, người dùng chọn layer và head (hoặc trung bình các head). Mỗi token được tô nền theo mức attention mà nó nhận được từ các token khác. Token không có trong từ điển được đánh dấu bằng viền đứt. Heatmap bên dưới thể hiện đầy đủ ma trận trọng số, mỗi hàng là phân phối softmax của một query trên toàn bộ key.</w:t>
+      </w:r>
+    </w:p>
+    <w:p>
+      <w:pPr>
+        <w:pStyle w:val="Figure"/>
+      </w:pPr>
+      <w:r>
+        <w:drawing>
+          <wp:inline>
+            <wp:extent cx="3724050" cy="4680000"/>
+            <wp:effectExtent b="0" l="0" r="0" t="0"/>
+            <wp:docPr descr="" title="" id="204" name="Picture"/>
+            <a:graphic>
+              <a:graphicData uri="http://schemas.openxmlformats.org/drawingml/2006/picture">
+                <pic:pic>
+                  <pic:nvPicPr>
+                    <pic:cNvPr descr="report/images/hinh11_popup_chi_tiet.png" id="205" name="Picture"/>
+                    <pic:cNvPicPr>
+                      <a:picLocks noChangeArrowheads="1" noChangeAspect="1"/>
+                    </pic:cNvPicPr>
+                  </pic:nvPicPr>
+                  <pic:blipFill>
+                    <a:blip r:embed="rIdApp11"/>
+                    <a:stretch>
+                      <a:fillRect/>
+                    </a:stretch>
+                  </pic:blipFill>
+                  <pic:spPr bwMode="auto">
+                    <a:xfrm>
+                      <a:off x="0" y="0"/>
+                      <a:ext cx="3724050" cy="4680000"/>
+                    </a:xfrm>
+                    <a:prstGeom prst="rect">
+                      <a:avLst/>
+                    </a:prstGeom>
+                    <a:noFill/>
+                    <a:ln w="9525">
+                      <a:noFill/>
+                      <a:headEnd/>
+                      <a:tailEnd/>
+                    </a:ln>
+                  </pic:spPr>
+                </pic:pic>
+              </a:graphicData>
+            </a:graphic>
+          </wp:inline>
+        </w:drawing>
+      </w:r>
+    </w:p>
+    <w:p>
+      <w:pPr>
+        <w:pStyle w:val="ImageCaption"/>
+      </w:pPr>
+      <w:r>
+        <w:t xml:space="preserve">Hình 11: Cửa sổ chi tiết của một bình luận được gán nhãn HATE</w:t>
+      </w:r>
+    </w:p>
+    <w:p>
+      <w:pPr>
+        <w:pStyle w:val="FirstParagraph"/>
+      </w:pPr>
+      <w:r>
+        <w:t xml:space="preserve">Trong ví dụ ở Hình 11, từ ghép </w:t>
+      </w:r>
+      <w:r>
+        <w:rPr>
+          <w:rStyle w:val="VerbatimChar"/>
+        </w:rPr>
+        <w:t xml:space="preserve">chán_vãi</w:t>
+      </w:r>
+      <w:r>
+        <w:t xml:space="preserve"> không có trong từ điển nên được mã hoá thành </w:t>
+      </w:r>
+      <w:r>
+        <w:rPr>
+          <w:rStyle w:val="VerbatimChar"/>
+        </w:rPr>
+        <w:t xml:space="preserve">&lt;unk&gt;</w:t>
+      </w:r>
+      <w:r>
+        <w:t xml:space="preserve">. Ở layer cuối, phần lớn trọng số attention tập trung vào hai token “thằng” và “ngu”, là những từ mang sắc thái xúc phạm trong câu. Cần lưu ý trọng số attention chỉ cho biết mô hình tổng hợp thông tin từ đâu, chưa đủ để kết luận đó là nguyên nhân của quyết định phân loại.</w:t>
+      </w:r>
+    </w:p>
+    <w:p>
+      <w:pPr>
+        <w:pStyle w:val="BodyText"/>
+      </w:pPr>
+      <w:r>
+        <w:rPr>
+          <w:b/>
+          <w:bCs/>
+        </w:rPr>
+        <w:t xml:space="preserve">Ví dụ từ tập test.</w:t>
+      </w:r>
+      <w:r>
+        <w:t xml:space="preserve"> Màn hình này lấy ngẫu nhiên một số câu từ tập test, có tuỳ chọn chỉ lấy câu độc hại, rồi hiển thị nhãn thật, nhãn dự đoán và độ tin cậy của từng câu (Hình 12). Bấm vào một dòng sẽ hiện phân tích chi tiết của câu đó, giống cửa sổ ở Hình 11. Trong ví dụ ở Hình 12, mô hình dự đoán đúng 5 trên 6 câu. Câu sai duy nhất có nhãn thật OFFENSIVE nhưng bị dự đoán thành HATE với độ tin cậy chỉ 48,3%, minh hoạ đúng điểm yếu đã phân tích ở mục 3.5.</w:t>
+      </w:r>
+    </w:p>
+    <w:p>
+      <w:pPr>
+        <w:pStyle w:val="Figure"/>
+      </w:pPr>
+      <w:r>
+        <w:drawing>
+          <wp:inline>
+            <wp:extent cx="5753100" cy="4139573"/>
+            <wp:effectExtent b="0" l="0" r="0" t="0"/>
+            <wp:docPr descr="" title="" id="206" name="Picture"/>
+            <a:graphic>
+              <a:graphicData uri="http://schemas.openxmlformats.org/drawingml/2006/picture">
+                <pic:pic>
+                  <pic:nvPicPr>
+                    <pic:cNvPr descr="report/images/hinh12_vi_du_tap_test.png" id="207" name="Picture"/>
+                    <pic:cNvPicPr>
+                      <a:picLocks noChangeArrowheads="1" noChangeAspect="1"/>
+                    </pic:cNvPicPr>
+                  </pic:nvPicPr>
+                  <pic:blipFill>
+                    <a:blip r:embed="rIdApp12"/>
+                    <a:stretch>
+                      <a:fillRect/>
+                    </a:stretch>
+                  </pic:blipFill>
+                  <pic:spPr bwMode="auto">
+                    <a:xfrm>
+                      <a:off x="0" y="0"/>
+                      <a:ext cx="5753100" cy="4139573"/>
+                    </a:xfrm>
+                    <a:prstGeom prst="rect">
+                      <a:avLst/>
+                    </a:prstGeom>
+                    <a:noFill/>
+                    <a:ln w="9525">
+                      <a:noFill/>
+                      <a:headEnd/>
+                      <a:tailEnd/>
+                    </a:ln>
+                  </pic:spPr>
+                </pic:pic>
+              </a:graphicData>
+            </a:graphic>
+          </wp:inline>
+        </w:drawing>
+      </w:r>
+    </w:p>
+    <w:p>
+      <w:pPr>
+        <w:pStyle w:val="ImageCaption"/>
+      </w:pPr>
+      <w:r>
+        <w:t xml:space="preserve">Hình 12: Màn hình ví dụ từ tập test</w:t>
+      </w:r>
+    </w:p>
+    <w:p>
+      <w:pPr>
+        <w:pStyle w:val="FirstParagraph"/>
+      </w:pPr>
+      <w:r>
+        <w:rPr>
+          <w:b/>
+          <w:bCs/>
+        </w:rPr>
+        <w:t xml:space="preserve">Thông tin mô hình.</w:t>
+      </w:r>
+      <w:r>
+        <w:t xml:space="preserve"> Màn hình cuối tóm tắt kiến trúc mô hình, pipeline xử lý và kết quả trên tập test gồm precision, recall, F1 của từng lớp cùng confusion matrix (Hình 13). Các số liệu này được tính trực tiếp từ checkpoint mà ứng dụng đang dùng.</w:t>
+      </w:r>
+    </w:p>
+    <w:p>
+      <w:pPr>
+        <w:pStyle w:val="Figure"/>
+      </w:pPr>
+      <w:r>
+        <w:drawing>
+          <wp:inline>
+            <wp:extent cx="5144758" cy="4680000"/>
+            <wp:effectExtent b="0" l="0" r="0" t="0"/>
+            <wp:docPr descr="" title="" id="208" name="Picture"/>
+            <a:graphic>
+              <a:graphicData uri="http://schemas.openxmlformats.org/drawingml/2006/picture">
+                <pic:pic>
+                  <pic:nvPicPr>
+                    <pic:cNvPr descr="report/images/hinh13_thong_tin_mo_hinh.png" id="209" name="Picture"/>
+                    <pic:cNvPicPr>
+                      <a:picLocks noChangeArrowheads="1" noChangeAspect="1"/>
+                    </pic:cNvPicPr>
+                  </pic:nvPicPr>
+                  <pic:blipFill>
+                    <a:blip r:embed="rIdApp13"/>
+                    <a:stretch>
+                      <a:fillRect/>
+                    </a:stretch>
+                  </pic:blipFill>
+                  <pic:spPr bwMode="auto">
+                    <a:xfrm>
+                      <a:off x="0" y="0"/>
+                      <a:ext cx="5144758" cy="4680000"/>
+                    </a:xfrm>
+                    <a:prstGeom prst="rect">
+                      <a:avLst/>
+                    </a:prstGeom>
+                    <a:noFill/>
+                    <a:ln w="9525">
+                      <a:noFill/>
+                      <a:headEnd/>
+                      <a:tailEnd/>
+                    </a:ln>
+                  </pic:spPr>
+                </pic:pic>
+              </a:graphicData>
+            </a:graphic>
+          </wp:inline>
+        </w:drawing>
+      </w:r>
+    </w:p>
+    <w:p>
+      <w:pPr>
+        <w:pStyle w:val="ImageCaption"/>
+      </w:pPr>
+      <w:r>
+        <w:t xml:space="preserve">Hình 13: Màn hình thông tin mô hình</w:t>
+      </w:r>
+    </w:p>
+    <w:p>
+      <w:pPr>
         <w:pStyle w:val="Heading1"/>
       </w:pPr>
       <w:r>
@@ -16096,6 +16676,14 @@
     </w:p>
     <w:p>
       <w:pPr>
+        <w:pStyle w:val="BodyText"/>
+      </w:pPr>
+      <w:r>
+        <w:t xml:space="preserve">Ngoài ra, nhóm đã đóng gói mô hình thành một ứng dụng web minh hoạ gồm backend FastAPI và giao diện React (mục 3.6). Ứng dụng mô phỏng khung bình luận của mạng xã hội: mỗi bình luận được gắn nhãn ngay khi gửi, bình luận độc hại được làm mờ, và người dùng có thể xem chi tiết các bước tiền xử lý cùng trọng số attention của từng câu.</w:t>
+      </w:r>
+    </w:p>
+    <w:p>
+      <w:pPr>
         <w:pStyle w:val="Heading2"/>
       </w:pPr>
       <w:r>
@@ -16207,7 +16795,7 @@
         </w:numPr>
       </w:pPr>
       <w:r>
-        <w:t xml:space="preserve">Mô hình chỉ xử lý theo dạng batch trong notebook, chưa đóng gói thành dịch vụ kiểm duyệt trực tuyến.</w:t>
+        <w:t xml:space="preserve">Ứng dụng minh hoạ mới chạy trên máy cục bộ, chưa có xác thực người dùng, giới hạn tần suất truy cập hay cơ chế để người kiểm duyệt sửa nhãn sai, nên chưa sẵn sàng triển khai như một dịch vụ kiểm duyệt thực tế.</w:t>
       </w:r>
     </w:p>
     <w:p>
@@ -16329,19 +16917,19 @@
         </w:numPr>
       </w:pPr>
       <w:r>
-        <w:t xml:space="preserve">Trực quan hoá trọng số attention của mô hình đã huấn luyện trên các bình luận thật để phân tích mô hình</w:t>
-      </w:r>
-      <w:r>
-        <w:t xml:space="preserve"> </w:t>
-      </w:r>
-      <w:r>
-        <w:t xml:space="preserve">“chú ý”</w:t>
-      </w:r>
-      <w:r>
-        <w:t xml:space="preserve"> </w:t>
-      </w:r>
-      <w:r>
-        <w:t xml:space="preserve">vào những từ nào khi ra quyết định.</w:t>
+        <w:t xml:space="preserve">Từ công cụ trực quan hoá attention trong ứng dụng (mục 3.6), phân tích có hệ thống trên nhiều bình luận thật để tìm hiểu mô hình “chú ý” vào những từ nào khi ra quyết định, và đối chiếu với các phương pháp giải thích mô hình khác.</w:t>
+      </w:r>
+    </w:p>
+    <w:p>
+      <w:pPr>
+        <w:pStyle w:val="Compact"/>
+        <w:numPr>
+          <w:ilvl w:val="0"/>
+          <w:numId w:val="1015"/>
+        </w:numPr>
+      </w:pPr>
+      <w:r>
+        <w:t xml:space="preserve">Triển khai ứng dụng lên máy chủ và bổ sung chức năng cho người kiểm duyệt đánh dấu nhãn sai, nhằm thu thập thêm dữ liệu gán nhãn để huấn luyện lại mô hình.</w:t>
       </w:r>
     </w:p>
     <w:p>
